--- a/reports/acdr2026_staff_deployment/進行シナリオ_0929/ACDR2026_Opening_Remarks_MIURA_案1001r.docx
+++ b/reports/acdr2026_staff_deployment/進行シナリオ_0929/ACDR2026_Opening_Remarks_MIURA_案1001r.docx
@@ -3,13 +3,44 @@
 <w:document xmlns:wpc="http://schemas.microsoft.com/office/word/2010/wordprocessingCanvas" xmlns:cx="http://schemas.microsoft.com/office/drawing/2014/chartex" xmlns:cx1="http://schemas.microsoft.com/office/drawing/2015/9/8/chartex" xmlns:cx2="http://schemas.microsoft.com/office/drawing/2015/10/21/chartex" xmlns:cx3="http://schemas.microsoft.com/office/drawing/2016/5/9/chartex" xmlns:cx4="http://schemas.microsoft.com/office/drawing/2016/5/10/chartex" xmlns:cx5="http://schemas.microsoft.com/office/drawing/2016/5/11/chartex" xmlns:cx6="http://schemas.microsoft.com/office/drawing/2016/5/12/chartex" xmlns:cx7="http://schemas.microsoft.com/office/drawing/2016/5/13/chartex" xmlns:cx8="http://schemas.microsoft.com/office/drawing/2016/5/14/chartex" xmlns:mc="http://schemas.openxmlformats.org/markup-compatibility/2006" xmlns:aink="http://schemas.microsoft.com/office/drawing/2016/ink" xmlns:am3d="http://schemas.microsoft.com/office/drawing/2017/model3d" xmlns:o="urn:schemas-microsoft-com:office:office" xmlns:oel="http://schemas.microsoft.com/office/2019/extlst" xmlns:r="http://schemas.openxmlformats.org/officeDocument/2006/relationships" xmlns:m="http://schemas.openxmlformats.org/officeDocument/2006/math" xmlns:v="urn:schemas-microsoft-com:vml" xmlns:wp14="http://schemas.microsoft.com/office/word/2010/wordprocessingDrawing" xmlns:wp="http://schemas.openxmlformats.org/drawingml/2006/wordprocessingDrawing" xmlns:w10="urn:schemas-microsoft-com:office:word" xmlns:w="http://schemas.openxmlformats.org/wordprocessingml/2006/main" xmlns:w14="http://schemas.microsoft.com/office/word/2010/wordml" xmlns:w15="http://schemas.microsoft.com/office/word/2012/wordml" xmlns:w16cex="http://schemas.microsoft.com/office/word/2018/wordml/cex" xmlns:w16cid="http://schemas.microsoft.com/office/word/2016/wordml/cid" xmlns:w16="http://schemas.microsoft.com/office/word/2018/wordml" xmlns:w16du="http://schemas.microsoft.com/office/word/2023/wordml/word16du" xmlns:w16sdtdh="http://schemas.microsoft.com/office/word/2020/wordml/sdtdatahash" xmlns:w16sdtfl="http://schemas.microsoft.com/office/word/2024/wordml/sdtformatlock" xmlns:w16se="http://schemas.microsoft.com/office/word/2015/wordml/symex" xmlns:wpg="http://schemas.microsoft.com/office/word/2010/wordprocessingGroup" xmlns:wpi="http://schemas.microsoft.com/office/word/2010/wordprocessingInk" xmlns:wne="http://schemas.microsoft.com/office/word/2006/wordml" xmlns:wps="http://schemas.microsoft.com/office/word/2010/wordprocessingShape" mc:Ignorable="w14 w15 w16se w16cid w16 w16cex w16sdtdh w16sdtfl w16du wp14">
   <w:body>
     <w:p>
+      <w:pPr>
+        <w:rPr>
+          <w:b/>
+          <w:lang w:eastAsia="ja-JP"/>
+        </w:rPr>
+      </w:pPr>
       <w:r>
         <w:rPr>
           <w:b/>
         </w:rPr>
-        <w:t>ACDR2026 Opening Remarks – 三浦センター長（Chairman）　（案 2026-10-01 rev：児玉修正案1001を荒木田が確認／28日 12:47、読み上げ約4分）</w:t>
+        <w:t xml:space="preserve">ACDR2026 Opening Remarks – 三浦センター長（Chairman）</w:t>
       </w:r>
     </w:p>
+    <w:p>
+      <w:r>
+        <w:rPr>
+          <w:b/>
+        </w:rPr>
+        <w:t xml:space="preserve">　</w:t>
+      </w:r>
+      <w:del w:id="9015" w:author="ADRC_Arakida" w:date="2026-10-01T09:00:00Z">
+        <w:r>
+          <w:rPr>
+            <w:b/>
+          </w:rPr>
+          <w:delText xml:space="preserve">（案 2026-09-30 rev2／28日 12:47、読み上げ約4分）</w:delText>
+        </w:r>
+      </w:del>
+      <w:ins w:id="9016" w:author="ADRC_Arakida" w:date="2026-10-01T09:00:00Z">
+        <w:r>
+          <w:rPr>
+            <w:b/>
+          </w:rPr>
+          <w:t xml:space="preserve">（案 2026-10-01：児玉修正案1001に荒木田が確認を加えたもの／28日 12:47、読み上げ約4分）</w:t>
+        </w:r>
+      </w:ins>
+    </w:p>
+    <w:p/>
     <w:p>
       <w:r>
         <w:rPr>
@@ -19,155 +50,2620 @@
       </w:r>
     </w:p>
     <w:p>
+      <w:del w:id="9017" w:author="ADRC_Arakida" w:date="2026-10-01T09:00:00Z">
+        <w:r>
+          <w:delText xml:space="preserve">Distinguished guests, ladies and gentlemen,</w:delText>
+        </w:r>
+      </w:del>
+      <w:ins w:id="9018" w:author="ADRC_Arakida" w:date="2026-10-01T09:00:00Z">
+        <w:r>
+          <w:t xml:space="preserve">Excellencies, distinguished guests, ladies and gentlemen,</w:t>
+        </w:r>
+      </w:ins>
+    </w:p>
+    <w:p>
+      <w:pPr>
+        <w:rPr>
+          <w:ins w:id="0" w:author="ADRC_Kodama" w:date="2026-09-30T13:44:00Z" w16du:dateUtc="2026-09-30T04:44:00Z"/>
+        </w:rPr>
+      </w:pPr>
       <w:r>
+        <w:t xml:space="preserve">Good afternoon. </w:t>
+      </w:r>
+    </w:p>
+    <w:p>
+      <w:pPr>
         <w:rPr>
-          <w:b w:val="0"/>
+          <w:ins w:id="1" w:author="ADRC_Kodama" w:date="2026-09-30T13:39:00Z" w16du:dateUtc="2026-09-30T04:39:00Z"/>
         </w:rPr>
-        <w:t>Excellencies, distinguished guests, ladies and gentlemen,</w:t>
+      </w:pPr>
+      <w:r>
+        <w:t>On behalf of the Asian Disaster Reduction Center</w:t>
+      </w:r>
+      <w:ins w:id="2" w:author="ADRC_Kodama" w:date="2026-09-30T14:58:00Z" w16du:dateUtc="2026-09-30T05:58:00Z">
+        <w:r>
+          <w:rPr>
+            <w:rFonts w:hint="eastAsia"/>
+            <w:lang w:eastAsia="ja-JP"/>
+          </w:rPr>
+          <w:t xml:space="preserve"> (ADRC)</w:t>
+        </w:r>
+      </w:ins>
+      <w:r>
+        <w:t xml:space="preserve">, </w:t>
+      </w:r>
+      <w:ins w:id="3" w:author="ADRC_Kodama" w:date="2026-09-30T13:45:00Z" w16du:dateUtc="2026-09-30T04:45:00Z">
+        <w:r>
+          <w:rPr>
+            <w:rFonts w:hint="eastAsia"/>
+            <w:lang w:eastAsia="ja-JP"/>
+          </w:rPr>
+          <w:t xml:space="preserve">it is my great </w:t>
+        </w:r>
+      </w:ins>
+      <w:del w:id="4" w:author="ADRC_Kodama" w:date="2026-09-30T13:45:00Z" w16du:dateUtc="2026-09-30T04:45:00Z">
+        <w:r>
+          <w:delText xml:space="preserve">I am </w:delText>
+        </w:r>
+      </w:del>
+      <w:r>
+        <w:t>honour</w:t>
+      </w:r>
+      <w:del w:id="5" w:author="ADRC_Kodama" w:date="2026-09-30T13:45:00Z" w16du:dateUtc="2026-09-30T04:45:00Z">
+        <w:r>
+          <w:delText>ed</w:delText>
+        </w:r>
+      </w:del>
+      <w:r>
+        <w:t xml:space="preserve"> to open the Asian Conference on Disaster Reduction 2026</w:t>
+      </w:r>
+      <w:ins w:id="6" w:author="ADRC_Kodama" w:date="2026-09-30T14:58:00Z" w16du:dateUtc="2026-09-30T05:58:00Z">
+        <w:r>
+          <w:rPr>
+            <w:rFonts w:hint="eastAsia"/>
+            <w:lang w:eastAsia="ja-JP"/>
+          </w:rPr>
+          <w:t xml:space="preserve"> (</w:t>
+        </w:r>
+      </w:ins>
+      <w:del w:id="7" w:author="ADRC_Kodama" w:date="2026-09-30T14:58:00Z" w16du:dateUtc="2026-09-30T05:58:00Z">
+        <w:r>
+          <w:delText xml:space="preserve">, </w:delText>
+        </w:r>
+      </w:del>
+      <w:r>
+        <w:t>ACDR2026</w:t>
+      </w:r>
+      <w:ins w:id="8" w:author="ADRC_Kodama" w:date="2026-09-30T14:58:00Z" w16du:dateUtc="2026-09-30T05:58:00Z">
+        <w:r>
+          <w:rPr>
+            <w:rFonts w:hint="eastAsia"/>
+            <w:lang w:eastAsia="ja-JP"/>
+          </w:rPr>
+          <w:t>)</w:t>
+        </w:r>
+      </w:ins>
+      <w:r>
+        <w:t xml:space="preserve">, </w:t>
+      </w:r>
+      <w:ins w:id="9" w:author="ADRC_Kodama" w:date="2026-09-30T14:53:00Z" w16du:dateUtc="2026-09-30T05:53:00Z">
+        <w:del w:id="9019" w:author="ADRC_Arakida" w:date="2026-10-01T09:00:00Z">
+          <w:r>
+            <w:rPr>
+              <w:rFonts w:hint="eastAsia"/>
+              <w:lang w:eastAsia="ja-JP"/>
+            </w:rPr>
+            <w:delText xml:space="preserve">which the ADRC is </w:delText>
+          </w:r>
+        </w:del>
+      </w:ins>
+      <w:del w:id="9020" w:author="ADRC_Arakida" w:date="2026-10-01T09:00:00Z">
+        <w:r>
+          <w:delText xml:space="preserve">co-host</w:delText>
+        </w:r>
+      </w:del>
+      <w:ins w:id="10" w:author="ADRC_Kodama" w:date="2026-09-30T14:53:00Z" w16du:dateUtc="2026-09-30T05:53:00Z">
+        <w:del w:id="9021" w:author="ADRC_Arakida" w:date="2026-10-01T09:00:00Z">
+          <w:r>
+            <w:rPr>
+              <w:rFonts w:hint="eastAsia"/>
+              <w:lang w:eastAsia="ja-JP"/>
+            </w:rPr>
+            <w:delText xml:space="preserve">ing</w:delText>
+          </w:r>
+        </w:del>
+      </w:ins>
+      <w:ins w:id="9022" w:author="ADRC_Arakida" w:date="2026-10-01T09:00:00Z">
+        <w:r>
+          <w:rPr>
+            <w:rFonts w:hint="eastAsia"/>
+            <w:lang w:eastAsia="ja-JP"/>
+          </w:rPr>
+          <w:t xml:space="preserve">which ADRC is co-hosting</w:t>
+        </w:r>
+      </w:ins>
+      <w:del w:id="11" w:author="ADRC_Kodama" w:date="2026-09-30T14:53:00Z" w16du:dateUtc="2026-09-30T05:53:00Z">
+        <w:r>
+          <w:delText>ed</w:delText>
+        </w:r>
+      </w:del>
+      <w:r>
+        <w:t xml:space="preserve"> with the Singapore Civil Defence Force</w:t>
+      </w:r>
+      <w:ins w:id="12" w:author="ADRC_Kodama" w:date="2026-09-30T13:39:00Z" w16du:dateUtc="2026-09-30T04:39:00Z">
+        <w:r>
+          <w:rPr>
+            <w:rFonts w:hint="eastAsia"/>
+            <w:lang w:eastAsia="ja-JP"/>
+          </w:rPr>
+          <w:t xml:space="preserve"> (SCDF) </w:t>
+        </w:r>
+      </w:ins>
+      <w:r>
+        <w:t xml:space="preserve">and </w:t>
+      </w:r>
+      <w:ins w:id="13" w:author="ADRC_Kodama" w:date="2026-09-30T13:44:00Z" w16du:dateUtc="2026-09-30T04:44:00Z">
+        <w:r>
+          <w:rPr>
+            <w:rFonts w:hint="eastAsia"/>
+            <w:lang w:eastAsia="ja-JP"/>
+          </w:rPr>
+          <w:t xml:space="preserve">the </w:t>
+        </w:r>
+      </w:ins>
+      <w:ins w:id="14" w:author="ADRC_Kodama" w:date="2026-09-30T13:39:00Z" w16du:dateUtc="2026-09-30T04:39:00Z">
+        <w:r>
+          <w:rPr>
+            <w:rFonts w:hint="eastAsia"/>
+            <w:lang w:eastAsia="ja-JP"/>
+          </w:rPr>
+          <w:t xml:space="preserve">Cabinet Office of Japan, </w:t>
+        </w:r>
+      </w:ins>
+      <w:del w:id="15" w:author="ADRC_Kodama" w:date="2026-09-30T14:53:00Z" w16du:dateUtc="2026-09-30T05:53:00Z">
+        <w:r>
+          <w:delText xml:space="preserve">held </w:delText>
+        </w:r>
+      </w:del>
+      <w:ins w:id="16" w:author="ADRC_Kodama" w:date="2026-09-30T13:45:00Z" w16du:dateUtc="2026-09-30T04:45:00Z">
+        <w:r>
+          <w:rPr>
+            <w:rFonts w:hint="eastAsia"/>
+            <w:lang w:eastAsia="ja-JP"/>
+          </w:rPr>
+          <w:t xml:space="preserve">in conjunction </w:t>
+        </w:r>
+      </w:ins>
+      <w:del w:id="17" w:author="ADRC_Kodama" w:date="2026-09-30T13:45:00Z" w16du:dateUtc="2026-09-30T04:45:00Z">
+        <w:r>
+          <w:delText xml:space="preserve">jointly </w:delText>
+        </w:r>
+      </w:del>
+      <w:r>
+        <w:t xml:space="preserve">with SIDEX 2026. </w:t>
+      </w:r>
+    </w:p>
+    <w:p>
+      <w:ins w:id="18" w:author="ADRC_Kodama" w:date="2026-09-30T13:46:00Z" w16du:dateUtc="2026-09-30T04:46:00Z">
+        <w:r>
+          <w:rPr>
+            <w:rFonts w:hint="eastAsia"/>
+            <w:lang w:eastAsia="ja-JP"/>
+          </w:rPr>
+          <w:t xml:space="preserve">I </w:t>
+        </w:r>
+      </w:ins>
+      <w:del w:id="19" w:author="ADRC_Kodama" w:date="2026-09-30T13:46:00Z" w16du:dateUtc="2026-09-30T04:46:00Z">
+        <w:r>
+          <w:delText xml:space="preserve">A </w:delText>
+        </w:r>
+      </w:del>
+      <w:r>
+        <w:t>warm</w:t>
+      </w:r>
+      <w:ins w:id="20" w:author="ADRC_Kodama" w:date="2026-09-30T18:08:00Z" w16du:dateUtc="2026-09-30T09:08:00Z">
+        <w:r>
+          <w:rPr>
+            <w:rFonts w:hint="eastAsia"/>
+            <w:lang w:eastAsia="ja-JP"/>
+          </w:rPr>
+          <w:t>ly</w:t>
+        </w:r>
+      </w:ins>
+      <w:r>
+        <w:t xml:space="preserve"> welcome </w:t>
+      </w:r>
+      <w:del w:id="21" w:author="ADRC_Kodama" w:date="2026-09-30T18:08:00Z" w16du:dateUtc="2026-09-30T09:08:00Z">
+        <w:r>
+          <w:delText xml:space="preserve">to </w:delText>
+        </w:r>
+      </w:del>
+      <w:ins w:id="22" w:author="ADRC_Kodama" w:date="2026-09-30T13:46:00Z" w16du:dateUtc="2026-09-30T04:46:00Z">
+        <w:r>
+          <w:rPr>
+            <w:rFonts w:hint="eastAsia"/>
+            <w:lang w:eastAsia="ja-JP"/>
+          </w:rPr>
+          <w:t xml:space="preserve">all </w:t>
+        </w:r>
+      </w:ins>
+      <w:r>
+        <w:t xml:space="preserve">the delegates </w:t>
+      </w:r>
+      <w:ins w:id="23" w:author="ADRC_Kodama" w:date="2026-09-30T13:46:00Z" w16du:dateUtc="2026-09-30T04:46:00Z">
+        <w:r>
+          <w:rPr>
+            <w:rFonts w:hint="eastAsia"/>
+            <w:lang w:eastAsia="ja-JP"/>
+          </w:rPr>
+          <w:t>from</w:t>
+        </w:r>
+      </w:ins>
+      <w:del w:id="24" w:author="ADRC_Kodama" w:date="2026-09-30T13:46:00Z" w16du:dateUtc="2026-09-30T04:46:00Z">
+        <w:r>
+          <w:delText>of</w:delText>
+        </w:r>
+      </w:del>
+      <w:r>
+        <w:t xml:space="preserve"> our member </w:t>
+      </w:r>
+      <w:del w:id="25" w:author="ADRC_Kodama" w:date="2026-09-30T18:26:00Z" w16du:dateUtc="2026-09-30T09:26:00Z">
+        <w:r>
+          <w:delText>countries</w:delText>
+        </w:r>
+      </w:del>
+      <w:ins w:id="26" w:author="ADRC_Kodama" w:date="2026-09-30T13:46:00Z" w16du:dateUtc="2026-09-30T04:46:00Z">
+        <w:r>
+          <w:rPr>
+            <w:rFonts w:hint="eastAsia"/>
+            <w:lang w:eastAsia="ja-JP"/>
+          </w:rPr>
+          <w:t>and</w:t>
+        </w:r>
+      </w:ins>
+      <w:del w:id="27" w:author="ADRC_Kodama" w:date="2026-09-30T13:46:00Z" w16du:dateUtc="2026-09-30T04:46:00Z">
+        <w:r>
+          <w:delText>,</w:delText>
+        </w:r>
+      </w:del>
+      <w:r>
+        <w:t xml:space="preserve"> adviser countries</w:t>
+      </w:r>
+      <w:ins w:id="28" w:author="ADRC_Kodama" w:date="2026-09-30T13:46:00Z" w16du:dateUtc="2026-09-30T04:46:00Z">
+        <w:r>
+          <w:rPr>
+            <w:rFonts w:hint="eastAsia"/>
+            <w:lang w:eastAsia="ja-JP"/>
+          </w:rPr>
+          <w:t xml:space="preserve">, </w:t>
+        </w:r>
+      </w:ins>
+      <w:del w:id="29" w:author="ADRC_Kodama" w:date="2026-09-30T18:26:00Z" w16du:dateUtc="2026-09-30T09:26:00Z">
+        <w:r>
+          <w:delText xml:space="preserve"> </w:delText>
+        </w:r>
+      </w:del>
+      <w:del w:id="30" w:author="ADRC_Kodama" w:date="2026-09-30T13:46:00Z" w16du:dateUtc="2026-09-30T04:46:00Z">
+        <w:r>
+          <w:delText xml:space="preserve">and </w:delText>
+        </w:r>
+      </w:del>
+      <w:ins w:id="31" w:author="ADRC_Kodama" w:date="2026-09-30T18:26:00Z" w16du:dateUtc="2026-09-30T09:26:00Z">
+        <w:r>
+          <w:rPr>
+            <w:rFonts w:hint="eastAsia"/>
+            <w:lang w:eastAsia="ja-JP"/>
+          </w:rPr>
+          <w:t>r</w:t>
+        </w:r>
+      </w:ins>
+      <w:ins w:id="32" w:author="ADRC_Kodama" w:date="2026-09-30T13:46:00Z" w16du:dateUtc="2026-09-30T04:46:00Z">
+        <w:r>
+          <w:rPr>
+            <w:rFonts w:hint="eastAsia"/>
+            <w:lang w:eastAsia="ja-JP"/>
+          </w:rPr>
+          <w:t xml:space="preserve">epresentatives of </w:t>
+        </w:r>
+      </w:ins>
+      <w:r>
+        <w:t xml:space="preserve">international organisations, </w:t>
+      </w:r>
+      <w:ins w:id="33" w:author="ADRC_Kodama" w:date="2026-09-30T13:47:00Z" w16du:dateUtc="2026-09-30T04:47:00Z">
+        <w:r>
+          <w:rPr>
+            <w:rFonts w:hint="eastAsia"/>
+            <w:lang w:eastAsia="ja-JP"/>
+          </w:rPr>
+          <w:t>distinguished</w:t>
+        </w:r>
+      </w:ins>
+      <w:del w:id="34" w:author="ADRC_Kodama" w:date="2026-09-30T13:47:00Z" w16du:dateUtc="2026-09-30T04:47:00Z">
+        <w:r>
+          <w:delText>to our</w:delText>
+        </w:r>
+      </w:del>
+      <w:r>
+        <w:t xml:space="preserve"> speakers, and </w:t>
+      </w:r>
+      <w:ins w:id="35" w:author="ADRC_Kodama" w:date="2026-09-30T18:08:00Z" w16du:dateUtc="2026-09-30T09:08:00Z">
+        <w:r>
+          <w:rPr>
+            <w:rFonts w:hint="eastAsia"/>
+            <w:lang w:eastAsia="ja-JP"/>
+          </w:rPr>
+          <w:t>those</w:t>
+        </w:r>
+      </w:ins>
+      <w:ins w:id="36" w:author="ADRC_Kodama" w:date="2026-09-30T13:47:00Z" w16du:dateUtc="2026-09-30T04:47:00Z">
+        <w:r>
+          <w:rPr>
+            <w:rFonts w:hint="eastAsia"/>
+            <w:lang w:eastAsia="ja-JP"/>
+          </w:rPr>
+          <w:t xml:space="preserve"> </w:t>
+        </w:r>
+      </w:ins>
+      <w:del w:id="37" w:author="ADRC_Kodama" w:date="2026-09-30T13:47:00Z" w16du:dateUtc="2026-09-30T04:47:00Z">
+        <w:r>
+          <w:delText xml:space="preserve">to those </w:delText>
+        </w:r>
+      </w:del>
+      <w:r>
+        <w:t>joining us online.</w:t>
       </w:r>
     </w:p>
     <w:p>
       <w:r>
-        <w:rPr>
-          <w:b w:val="0"/>
-        </w:rPr>
-        <w:t>Good afternoon.</w:t>
+        <w:t xml:space="preserve">I </w:t>
+      </w:r>
+      <w:ins w:id="38" w:author="ADRC_Kodama" w:date="2026-09-30T13:47:00Z" w16du:dateUtc="2026-09-30T04:47:00Z">
+        <w:r>
+          <w:rPr>
+            <w:rFonts w:hint="eastAsia"/>
+            <w:lang w:eastAsia="ja-JP"/>
+          </w:rPr>
+          <w:t xml:space="preserve">would also like </w:t>
+        </w:r>
+      </w:ins>
+      <w:del w:id="39" w:author="ADRC_Kodama" w:date="2026-09-30T13:47:00Z" w16du:dateUtc="2026-09-30T04:47:00Z">
+        <w:r>
+          <w:delText xml:space="preserve">wish </w:delText>
+        </w:r>
+      </w:del>
+      <w:r>
+        <w:t>to ex</w:t>
+      </w:r>
+      <w:ins w:id="40" w:author="ADRC_Kodama" w:date="2026-09-30T13:48:00Z" w16du:dateUtc="2026-09-30T04:48:00Z">
+        <w:r>
+          <w:rPr>
+            <w:rFonts w:hint="eastAsia"/>
+            <w:lang w:eastAsia="ja-JP"/>
+          </w:rPr>
+          <w:t xml:space="preserve">press </w:t>
+        </w:r>
+      </w:ins>
+      <w:del w:id="41" w:author="ADRC_Kodama" w:date="2026-09-30T13:48:00Z" w16du:dateUtc="2026-09-30T04:48:00Z">
+        <w:r>
+          <w:delText xml:space="preserve">tend </w:delText>
+        </w:r>
+      </w:del>
+      <w:r>
+        <w:t xml:space="preserve">my sincere appreciation to the Government of Singapore, </w:t>
+      </w:r>
+      <w:ins w:id="42" w:author="ADRC_Kodama" w:date="2026-09-30T13:40:00Z" w16du:dateUtc="2026-09-30T04:40:00Z">
+        <w:r>
+          <w:rPr>
+            <w:rFonts w:hint="eastAsia"/>
+            <w:lang w:eastAsia="ja-JP"/>
+          </w:rPr>
+          <w:t>SCDF</w:t>
+        </w:r>
+      </w:ins>
+      <w:ins w:id="43" w:author="ADRC_Kodama" w:date="2026-09-30T18:09:00Z" w16du:dateUtc="2026-09-30T09:09:00Z">
+        <w:r>
+          <w:rPr>
+            <w:rFonts w:hint="eastAsia"/>
+            <w:lang w:eastAsia="ja-JP"/>
+          </w:rPr>
+          <w:t xml:space="preserve">, </w:t>
+        </w:r>
+      </w:ins>
+      <w:del w:id="44" w:author="ADRC_Kodama" w:date="2026-09-30T13:40:00Z" w16du:dateUtc="2026-09-30T04:40:00Z">
+        <w:r>
+          <w:delText>the Singapore Civil Defence Force</w:delText>
+        </w:r>
+      </w:del>
+      <w:del w:id="45" w:author="ADRC_Kodama" w:date="2026-09-30T18:09:00Z" w16du:dateUtc="2026-09-30T09:09:00Z">
+        <w:r>
+          <w:delText xml:space="preserve"> and </w:delText>
+        </w:r>
+      </w:del>
+      <w:r>
+        <w:t>COSEM</w:t>
+      </w:r>
+      <w:ins w:id="46" w:author="ADRC_Kodama" w:date="2026-09-30T14:53:00Z" w16du:dateUtc="2026-09-30T05:53:00Z">
+        <w:r>
+          <w:rPr>
+            <w:rFonts w:hint="eastAsia"/>
+            <w:lang w:eastAsia="ja-JP"/>
+          </w:rPr>
+          <w:t>,</w:t>
+        </w:r>
+      </w:ins>
+      <w:del w:id="47" w:author="ADRC_Kodama" w:date="2026-09-30T13:48:00Z" w16du:dateUtc="2026-09-30T04:48:00Z">
+        <w:r>
+          <w:delText>,</w:delText>
+        </w:r>
+      </w:del>
+      <w:ins w:id="48" w:author="ADRC_Kodama" w:date="2026-09-30T13:40:00Z" w16du:dateUtc="2026-09-30T04:40:00Z">
+        <w:r>
+          <w:rPr>
+            <w:rFonts w:hint="eastAsia"/>
+            <w:lang w:eastAsia="ja-JP"/>
+          </w:rPr>
+          <w:t xml:space="preserve"> </w:t>
+        </w:r>
+      </w:ins>
+      <w:del w:id="49" w:author="ADRC_Kodama" w:date="2026-09-30T18:09:00Z" w16du:dateUtc="2026-09-30T09:09:00Z">
+        <w:r>
+          <w:delText xml:space="preserve"> </w:delText>
+        </w:r>
+      </w:del>
+      <w:del w:id="50" w:author="ADRC_Kodama" w:date="2026-09-30T13:48:00Z" w16du:dateUtc="2026-09-30T04:48:00Z">
+        <w:r>
+          <w:delText xml:space="preserve">to </w:delText>
+        </w:r>
+      </w:del>
+      <w:r>
+        <w:t xml:space="preserve">the Cabinet Office of Japan, </w:t>
+      </w:r>
+      <w:ins w:id="51" w:author="ADRC_Kodama" w:date="2026-09-30T18:27:00Z" w16du:dateUtc="2026-09-30T09:27:00Z">
+        <w:r>
+          <w:rPr>
+            <w:rFonts w:hint="eastAsia"/>
+            <w:lang w:eastAsia="ja-JP"/>
+          </w:rPr>
+          <w:t xml:space="preserve">Embassy of Japan in Singapore, </w:t>
+        </w:r>
+      </w:ins>
+      <w:ins w:id="52" w:author="ADRC_Kodama" w:date="2026-09-30T18:10:00Z" w16du:dateUtc="2026-09-30T09:10:00Z">
+        <w:r>
+          <w:rPr>
+            <w:rFonts w:hint="eastAsia"/>
+            <w:lang w:eastAsia="ja-JP"/>
+          </w:rPr>
+          <w:t xml:space="preserve">and all </w:t>
+        </w:r>
+      </w:ins>
+      <w:del w:id="53" w:author="ADRC_Kodama" w:date="2026-09-30T13:49:00Z" w16du:dateUtc="2026-09-30T04:49:00Z">
+        <w:r>
+          <w:delText xml:space="preserve">and </w:delText>
+        </w:r>
+      </w:del>
+      <w:del w:id="54" w:author="ADRC_Kodama" w:date="2026-09-30T18:10:00Z" w16du:dateUtc="2026-09-30T09:10:00Z">
+        <w:r>
+          <w:delText>to the participating countries, international organisations and partners</w:delText>
+        </w:r>
+      </w:del>
+      <w:ins w:id="55" w:author="ADRC_Kodama" w:date="2026-09-30T18:10:00Z" w16du:dateUtc="2026-09-30T09:10:00Z">
+        <w:r>
+          <w:rPr>
+            <w:rFonts w:hint="eastAsia"/>
+            <w:lang w:eastAsia="ja-JP"/>
+          </w:rPr>
+          <w:t xml:space="preserve">our partners for </w:t>
+        </w:r>
+      </w:ins>
+      <w:del w:id="56" w:author="ADRC_Kodama" w:date="2026-09-30T13:49:00Z" w16du:dateUtc="2026-09-30T04:49:00Z">
+        <w:r>
+          <w:delText xml:space="preserve"> who have </w:delText>
+        </w:r>
+      </w:del>
+      <w:r>
+        <w:t>ma</w:t>
+      </w:r>
+      <w:ins w:id="57" w:author="ADRC_Kodama" w:date="2026-09-30T13:49:00Z" w16du:dateUtc="2026-09-30T04:49:00Z">
+        <w:r>
+          <w:rPr>
+            <w:rFonts w:hint="eastAsia"/>
+            <w:lang w:eastAsia="ja-JP"/>
+          </w:rPr>
+          <w:t>king</w:t>
+        </w:r>
+      </w:ins>
+      <w:del w:id="58" w:author="ADRC_Kodama" w:date="2026-09-30T13:49:00Z" w16du:dateUtc="2026-09-30T04:49:00Z">
+        <w:r>
+          <w:delText>de</w:delText>
+        </w:r>
+      </w:del>
+      <w:r>
+        <w:t xml:space="preserve"> this conference possible.</w:t>
       </w:r>
     </w:p>
     <w:p>
       <w:r>
+        <w:t xml:space="preserve">This year marks the 60th anniversary of </w:t>
+      </w:r>
+      <w:ins w:id="59" w:author="ADRC_Kodama" w:date="2026-09-30T13:50:00Z" w16du:dateUtc="2026-09-30T04:50:00Z">
+        <w:r>
+          <w:rPr>
+            <w:rFonts w:hint="eastAsia"/>
+            <w:lang w:eastAsia="ja-JP"/>
+          </w:rPr>
+          <w:t xml:space="preserve">the establishment of </w:t>
+        </w:r>
+      </w:ins>
+      <w:r>
+        <w:t xml:space="preserve">diplomatic relations between Japan and Singapore. </w:t>
+      </w:r>
+      <w:ins w:id="60" w:author="ADRC_Kodama" w:date="2026-09-30T13:50:00Z" w16du:dateUtc="2026-09-30T04:50:00Z">
+        <w:r>
+          <w:rPr>
+            <w:rFonts w:hint="eastAsia"/>
+            <w:lang w:eastAsia="ja-JP"/>
+          </w:rPr>
+          <w:t xml:space="preserve">It is particularly </w:t>
+        </w:r>
+      </w:ins>
+      <w:ins w:id="61" w:author="ADRC_Kodama" w:date="2026-09-30T13:51:00Z" w16du:dateUtc="2026-09-30T04:51:00Z">
+        <w:r>
+          <w:rPr>
+            <w:rFonts w:hint="eastAsia"/>
+            <w:lang w:eastAsia="ja-JP"/>
+          </w:rPr>
+          <w:t>meaningful</w:t>
+        </w:r>
+      </w:ins>
+      <w:ins w:id="62" w:author="ADRC_Kodama" w:date="2026-09-30T13:50:00Z" w16du:dateUtc="2026-09-30T04:50:00Z">
+        <w:r>
+          <w:rPr>
+            <w:rFonts w:hint="eastAsia"/>
+            <w:lang w:eastAsia="ja-JP"/>
+          </w:rPr>
+          <w:t xml:space="preserve"> </w:t>
+        </w:r>
+      </w:ins>
+      <w:del w:id="63" w:author="ADRC_Kodama" w:date="2026-09-30T13:50:00Z" w16du:dateUtc="2026-09-30T04:50:00Z">
+        <w:r>
+          <w:delText xml:space="preserve">I am truly pleased </w:delText>
+        </w:r>
+      </w:del>
+      <w:del w:id="9023" w:author="ADRC_Arakida" w:date="2026-10-01T09:00:00Z">
+        <w:r>
+          <w:delText xml:space="preserve">that</w:delText>
+        </w:r>
+      </w:del>
+      <w:ins w:id="64" w:author="ADRC_Kodama" w:date="2026-09-30T18:11:00Z" w16du:dateUtc="2026-09-30T09:11:00Z">
+        <w:del w:id="9024" w:author="ADRC_Arakida" w:date="2026-10-01T09:00:00Z">
+          <w:r>
+            <w:delText xml:space="preserve"> two </w:delText>
+          </w:r>
+        </w:del>
+      </w:ins>
+      <w:ins w:id="9001" w:author="ADRC_Kodama" w:date="2026-09-30T18:11:00Z" w16du:dateUtc="2026-09-30T09:11:00Z">
+        <w:del w:id="9025" w:author="ADRC_Arakida" w:date="2026-10-01T09:00:00Z">
+          <w:r>
+            <w:rPr>
+              <w:rFonts w:hint="eastAsia"/>
+              <w:lang w:eastAsia="ja-JP"/>
+            </w:rPr>
+            <w:delText xml:space="preserve">member </w:delText>
+          </w:r>
+        </w:del>
+      </w:ins>
+      <w:ins w:id="9002" w:author="ADRC_Kodama" w:date="2026-09-30T18:11:00Z" w16du:dateUtc="2026-09-30T09:11:00Z">
+        <w:del w:id="9026" w:author="ADRC_Arakida" w:date="2026-10-01T09:00:00Z">
+          <w:r>
+            <w:delText xml:space="preserve">countries</w:delText>
+          </w:r>
+        </w:del>
+      </w:ins>
+      <w:ins w:id="9003" w:author="ADRC_Kodama" w:date="2026-09-30T18:11:00Z" w16du:dateUtc="2026-09-30T09:11:00Z">
+        <w:del w:id="9027" w:author="ADRC_Arakida" w:date="2026-10-01T09:00:00Z">
+          <w:r>
+            <w:rPr>
+              <w:rFonts w:hint="eastAsia"/>
+              <w:lang w:eastAsia="ja-JP"/>
+            </w:rPr>
+            <w:delText xml:space="preserve"> are jointly hosting </w:delText>
+          </w:r>
+        </w:del>
+      </w:ins>
+      <w:ins w:id="9004" w:author="ADRC_Kodama" w:date="2026-09-30T18:11:00Z" w16du:dateUtc="2026-09-30T09:11:00Z">
+        <w:del w:id="9028" w:author="ADRC_Arakida" w:date="2026-10-01T09:00:00Z">
+          <w:r>
+            <w:delText xml:space="preserve">this conference</w:delText>
+          </w:r>
+        </w:del>
+      </w:ins>
+      <w:del w:id="65" w:author="ADRC_Kodama" w:date="2026-09-30T18:12:00Z" w16du:dateUtc="2026-09-30T09:12:00Z">
+        <w:r>
+          <w:delText>,</w:delText>
+        </w:r>
+      </w:del>
+      <w:del w:id="9029" w:author="ADRC_Arakida" w:date="2026-10-01T09:00:00Z">
+        <w:r>
+          <w:delText xml:space="preserve"> in this commemorative year</w:delText>
+        </w:r>
+      </w:del>
+      <w:ins w:id="66" w:author="ADRC_Kodama" w:date="2026-09-30T18:12:00Z" w16du:dateUtc="2026-09-30T09:12:00Z">
+        <w:del w:id="9030" w:author="ADRC_Arakida" w:date="2026-10-01T09:00:00Z">
+          <w:r>
+            <w:delText xml:space="preserve"> </w:delText>
+          </w:r>
+        </w:del>
+      </w:ins>
+      <w:del w:id="67" w:author="ADRC_Kodama" w:date="2026-09-30T18:12:00Z" w16du:dateUtc="2026-09-30T09:12:00Z">
+        <w:r>
+          <w:delText xml:space="preserve">, the disaster management agencies of </w:delText>
+        </w:r>
+      </w:del>
+      <w:del w:id="68" w:author="ADRC_Kodama" w:date="2026-09-30T18:11:00Z" w16du:dateUtc="2026-09-30T09:11:00Z">
+        <w:r>
+          <w:delText xml:space="preserve">our two countries </w:delText>
+        </w:r>
+      </w:del>
+      <w:del w:id="69" w:author="ADRC_Kodama" w:date="2026-09-30T13:52:00Z" w16du:dateUtc="2026-09-30T04:52:00Z">
+        <w:r>
+          <w:delText xml:space="preserve">stand side by side as hosts of </w:delText>
+        </w:r>
+      </w:del>
+      <w:del w:id="70" w:author="ADRC_Kodama" w:date="2026-09-30T18:11:00Z" w16du:dateUtc="2026-09-30T09:11:00Z">
+        <w:r>
+          <w:delText>this conference</w:delText>
+        </w:r>
+      </w:del>
+      <w:del w:id="9031" w:author="ADRC_Arakida" w:date="2026-10-01T09:00:00Z">
+        <w:r>
+          <w:delText xml:space="preserve">.</w:delText>
+        </w:r>
+      </w:del>
+      <w:ins w:id="9032" w:author="ADRC_Arakida" w:date="2026-10-01T09:00:00Z">
+        <w:r>
+          <w:t xml:space="preserve">that Japan and Singapore, two member countries of ADRC, are jointly hosting this conference in this commemorative year.</w:t>
+        </w:r>
+      </w:ins>
+    </w:p>
+    <w:p>
+      <w:pPr>
         <w:rPr>
-          <w:b w:val="0"/>
+          <w:del w:id="71" w:author="ADRC_Kodama" w:date="2026-09-30T18:14:00Z" w16du:dateUtc="2026-09-30T09:14:00Z"/>
         </w:rPr>
-        <w:t>On behalf of the Asian Disaster Reduction Center (ADRC), it is my great honour to open the Asian Conference on Disaster Reduction 2026 (ACDR2026), which ADRC is co-hosting with the Singapore Civil Defence Force (SCDF) and the Cabinet Office of Japan, in conjunction with SIDEX 2026.</w:t>
+      </w:pPr>
+      <w:del w:id="72" w:author="ADRC_Kodama" w:date="2026-09-30T13:52:00Z" w16du:dateUtc="2026-09-30T04:52:00Z">
+        <w:r>
+          <w:delText xml:space="preserve">The year </w:delText>
+        </w:r>
+      </w:del>
+      <w:del w:id="73" w:author="ADRC_Kodama" w:date="2026-09-30T18:14:00Z" w16du:dateUtc="2026-09-30T09:14:00Z">
+        <w:r>
+          <w:delText xml:space="preserve">2026 </w:delText>
+        </w:r>
+      </w:del>
+      <w:del w:id="74" w:author="ADRC_Kodama" w:date="2026-09-30T13:52:00Z" w16du:dateUtc="2026-09-30T04:52:00Z">
+        <w:r>
+          <w:delText xml:space="preserve">also </w:delText>
+        </w:r>
+      </w:del>
+      <w:del w:id="75" w:author="ADRC_Kodama" w:date="2026-09-30T18:14:00Z" w16du:dateUtc="2026-09-30T09:14:00Z">
+        <w:r>
+          <w:delText xml:space="preserve">marks fifteen years since the Great East Japan Earthquake, </w:delText>
+        </w:r>
+      </w:del>
+      <w:del w:id="76" w:author="ADRC_Kodama" w:date="2026-09-30T13:54:00Z" w16du:dateUtc="2026-09-30T04:54:00Z">
+        <w:r>
+          <w:delText xml:space="preserve">and leaves us </w:delText>
+        </w:r>
+      </w:del>
+      <w:del w:id="77" w:author="ADRC_Kodama" w:date="2026-09-30T18:14:00Z" w16du:dateUtc="2026-09-30T09:14:00Z">
+        <w:r>
+          <w:delText xml:space="preserve">only four years </w:delText>
+        </w:r>
+      </w:del>
+      <w:del w:id="78" w:author="ADRC_Kodama" w:date="2026-09-30T13:54:00Z" w16du:dateUtc="2026-09-30T04:54:00Z">
+        <w:r>
+          <w:delText xml:space="preserve">to </w:delText>
+        </w:r>
+      </w:del>
+      <w:del w:id="79" w:author="ADRC_Kodama" w:date="2026-09-30T18:14:00Z" w16du:dateUtc="2026-09-30T09:14:00Z">
+        <w:r>
+          <w:delText>the target year of the Sendai Framework for Disaster Risk Reduction</w:delText>
+        </w:r>
+      </w:del>
+      <w:del w:id="80" w:author="ADRC_Kodama" w:date="2026-09-30T13:54:00Z" w16du:dateUtc="2026-09-30T04:54:00Z">
+        <w:r>
+          <w:delText>, 2030</w:delText>
+        </w:r>
+      </w:del>
+      <w:del w:id="81" w:author="ADRC_Kodama" w:date="2026-09-30T18:14:00Z" w16du:dateUtc="2026-09-30T09:14:00Z">
+        <w:r>
+          <w:delText>.</w:delText>
+        </w:r>
+      </w:del>
+    </w:p>
+    <w:p>
+      <w:pPr>
+        <w:rPr>
+          <w:ins w:id="82" w:author="ADRC_Kodama" w:date="2026-09-30T14:26:00Z" w16du:dateUtc="2026-09-30T05:26:00Z"/>
+        </w:rPr>
+      </w:pPr>
+      <w:r>
+        <w:t xml:space="preserve">Asia has </w:t>
+      </w:r>
+      <w:ins w:id="83" w:author="ADRC_Kodama" w:date="2026-09-30T18:28:00Z" w16du:dateUtc="2026-09-30T09:28:00Z">
+        <w:r>
+          <w:rPr>
+            <w:rFonts w:hint="eastAsia"/>
+            <w:lang w:eastAsia="ja-JP"/>
+          </w:rPr>
+          <w:t xml:space="preserve">once </w:t>
+        </w:r>
+      </w:ins>
+      <w:r>
+        <w:t xml:space="preserve">again experienced a series of </w:t>
+      </w:r>
+      <w:ins w:id="84" w:author="ADRC_Kodama" w:date="2026-09-30T14:26:00Z" w16du:dateUtc="2026-09-30T05:26:00Z">
+        <w:r>
+          <w:rPr>
+            <w:rFonts w:hint="eastAsia"/>
+            <w:lang w:eastAsia="ja-JP"/>
+          </w:rPr>
+          <w:t xml:space="preserve">devastating </w:t>
+        </w:r>
+      </w:ins>
+      <w:r>
+        <w:t>disasters this year.</w:t>
+      </w:r>
+    </w:p>
+    <w:p>
+      <w:pPr>
+        <w:rPr>
+          <w:ins w:id="85" w:author="ADRC_Kodama" w:date="2026-09-30T14:30:00Z" w16du:dateUtc="2026-09-30T05:30:00Z"/>
+        </w:rPr>
+      </w:pPr>
+      <w:ins w:id="86" w:author="ADRC_Kodama" w:date="2026-09-30T18:15:00Z" w16du:dateUtc="2026-09-30T09:15:00Z">
+        <w:r>
+          <w:rPr>
+            <w:rFonts w:hint="eastAsia"/>
+            <w:lang w:eastAsia="ja-JP"/>
+          </w:rPr>
+          <w:t xml:space="preserve">Major </w:t>
+        </w:r>
+      </w:ins>
+      <w:del w:id="87" w:author="ADRC_Kodama" w:date="2026-09-30T14:26:00Z" w16du:dateUtc="2026-09-30T05:26:00Z">
+        <w:r>
+          <w:delText xml:space="preserve"> </w:delText>
+        </w:r>
+      </w:del>
+      <w:del w:id="88" w:author="ADRC_Kodama" w:date="2026-09-30T18:15:00Z" w16du:dateUtc="2026-09-30T09:15:00Z">
+        <w:r>
+          <w:delText xml:space="preserve">In June, a magnitude 7.8 </w:delText>
+        </w:r>
+      </w:del>
+      <w:r>
+        <w:t>earthquake</w:t>
+      </w:r>
+      <w:ins w:id="89" w:author="ADRC_Kodama" w:date="2026-09-30T18:15:00Z" w16du:dateUtc="2026-09-30T09:15:00Z">
+        <w:r>
+          <w:rPr>
+            <w:rFonts w:hint="eastAsia"/>
+            <w:lang w:eastAsia="ja-JP"/>
+          </w:rPr>
+          <w:t xml:space="preserve">s </w:t>
+        </w:r>
+      </w:ins>
+      <w:del w:id="90" w:author="ADRC_Kodama" w:date="2026-09-30T18:15:00Z" w16du:dateUtc="2026-09-30T09:15:00Z">
+        <w:r>
+          <w:delText xml:space="preserve"> struck Mindanao </w:delText>
+        </w:r>
+      </w:del>
+      <w:r>
+        <w:t>in the Philippines</w:t>
+      </w:r>
+      <w:ins w:id="91" w:author="ADRC_Kodama" w:date="2026-09-30T18:15:00Z" w16du:dateUtc="2026-09-30T09:15:00Z">
+        <w:r>
+          <w:rPr>
+            <w:rFonts w:hint="eastAsia"/>
+            <w:lang w:eastAsia="ja-JP"/>
+          </w:rPr>
+          <w:t xml:space="preserve"> and Indonesia</w:t>
+        </w:r>
+      </w:ins>
+      <w:r>
+        <w:t xml:space="preserve">, </w:t>
+      </w:r>
+      <w:del w:id="92" w:author="ADRC_Kodama" w:date="2026-09-30T18:16:00Z" w16du:dateUtc="2026-09-30T09:16:00Z">
+        <w:r>
+          <w:delText xml:space="preserve">claiming around one hundred lives, many of them </w:delText>
+        </w:r>
+      </w:del>
+      <w:del w:id="93" w:author="ADRC_Kodama" w:date="2026-09-30T14:26:00Z" w16du:dateUtc="2026-09-30T05:26:00Z">
+        <w:r>
+          <w:delText>in</w:delText>
+        </w:r>
+      </w:del>
+      <w:del w:id="94" w:author="ADRC_Kodama" w:date="2026-09-30T18:16:00Z" w16du:dateUtc="2026-09-30T09:16:00Z">
+        <w:r>
+          <w:delText xml:space="preserve"> earthquake-triggered landslides. In August, a magnitude 7.7 earthquake off Flores Island, Indonesia, kill</w:delText>
+        </w:r>
+      </w:del>
+      <w:del w:id="95" w:author="ADRC_Kodama" w:date="2026-09-30T14:27:00Z" w16du:dateUtc="2026-09-30T05:27:00Z">
+        <w:r>
+          <w:delText>ed</w:delText>
+        </w:r>
+      </w:del>
+      <w:del w:id="96" w:author="ADRC_Kodama" w:date="2026-09-30T18:16:00Z" w16du:dateUtc="2026-09-30T09:16:00Z">
+        <w:r>
+          <w:delText xml:space="preserve"> nearly eighty people and damag</w:delText>
+        </w:r>
+      </w:del>
+      <w:del w:id="97" w:author="ADRC_Kodama" w:date="2026-09-30T14:27:00Z" w16du:dateUtc="2026-09-30T05:27:00Z">
+        <w:r>
+          <w:delText>ed</w:delText>
+        </w:r>
+      </w:del>
+      <w:del w:id="98" w:author="ADRC_Kodama" w:date="2026-09-30T18:16:00Z" w16du:dateUtc="2026-09-30T09:16:00Z">
+        <w:r>
+          <w:delText xml:space="preserve"> some 29,000 houses. </w:delText>
+        </w:r>
+      </w:del>
+      <w:del w:id="99" w:author="ADRC_Kodama" w:date="2026-09-30T14:27:00Z" w16du:dateUtc="2026-09-30T05:27:00Z">
+        <w:r>
+          <w:delText xml:space="preserve">At the </w:delText>
+        </w:r>
+      </w:del>
+      <w:del w:id="100" w:author="ADRC_Kodama" w:date="2026-09-30T14:28:00Z" w16du:dateUtc="2026-09-30T05:28:00Z">
+        <w:r>
+          <w:delText>end of the same</w:delText>
+        </w:r>
+      </w:del>
+      <w:del w:id="101" w:author="ADRC_Kodama" w:date="2026-09-30T18:17:00Z" w16du:dateUtc="2026-09-30T09:17:00Z">
+        <w:r>
+          <w:delText xml:space="preserve"> month, </w:delText>
+        </w:r>
+      </w:del>
+      <w:r>
+        <w:t>a massive debri</w:t>
+      </w:r>
+      <w:ins w:id="102" w:author="ADRC_Kodama" w:date="2026-09-30T18:19:00Z" w16du:dateUtc="2026-09-30T09:19:00Z">
+        <w:r>
+          <w:rPr>
+            <w:rFonts w:hint="eastAsia"/>
+            <w:lang w:eastAsia="ja-JP"/>
+          </w:rPr>
+          <w:t>s</w:t>
+        </w:r>
+      </w:ins>
+      <w:ins w:id="103" w:author="ADRC_Kodama" w:date="2026-09-30T18:18:00Z" w16du:dateUtc="2026-09-30T09:18:00Z">
+        <w:r>
+          <w:rPr>
+            <w:rFonts w:hint="eastAsia"/>
+            <w:lang w:eastAsia="ja-JP"/>
+          </w:rPr>
+          <w:t xml:space="preserve"> flow</w:t>
+        </w:r>
+      </w:ins>
+      <w:del w:id="104" w:author="ADRC_Kodama" w:date="2026-09-30T18:18:00Z" w16du:dateUtc="2026-09-30T09:18:00Z">
+        <w:r>
+          <w:delText>s</w:delText>
+        </w:r>
+      </w:del>
+      <w:r>
+        <w:t xml:space="preserve"> </w:t>
+      </w:r>
+      <w:ins w:id="105" w:author="ADRC_Kodama" w:date="2026-09-30T18:28:00Z" w16du:dateUtc="2026-09-30T09:28:00Z">
+        <w:r>
+          <w:rPr>
+            <w:rFonts w:hint="eastAsia"/>
+            <w:lang w:eastAsia="ja-JP"/>
+          </w:rPr>
+          <w:t xml:space="preserve">triggered by a </w:t>
+        </w:r>
+      </w:ins>
+      <w:ins w:id="9005" w:author="ADRC_Kodama" w:date="2026-09-30T18:28:00Z" w16du:dateUtc="2026-09-30T09:28:00Z">
+        <w:r>
+          <w:t>glaci</w:t>
+        </w:r>
+      </w:ins>
+      <w:ins w:id="9006" w:author="ADRC_Kodama" w:date="2026-09-30T18:28:00Z" w16du:dateUtc="2026-09-30T09:28:00Z">
+        <w:r>
+          <w:rPr>
+            <w:rFonts w:hint="eastAsia"/>
+            <w:lang w:eastAsia="ja-JP"/>
+          </w:rPr>
+          <w:t xml:space="preserve">al </w:t>
+        </w:r>
+      </w:ins>
+      <w:ins w:id="9007" w:author="ADRC_Kodama" w:date="2026-09-30T18:28:00Z" w16du:dateUtc="2026-09-30T09:28:00Z">
+        <w:r>
+          <w:t xml:space="preserve">collapse </w:t>
+        </w:r>
+      </w:ins>
+      <w:del w:id="106" w:author="ADRC_Kodama" w:date="2026-09-30T18:17:00Z" w16du:dateUtc="2026-09-30T09:17:00Z">
+        <w:r>
+          <w:delText xml:space="preserve">flow originating from a </w:delText>
+        </w:r>
+      </w:del>
+      <w:del w:id="107" w:author="ADRC_Kodama" w:date="2026-09-30T18:16:00Z" w16du:dateUtc="2026-09-30T09:16:00Z">
+        <w:r>
+          <w:delText xml:space="preserve">glacier collapse </w:delText>
+        </w:r>
+      </w:del>
+      <w:del w:id="108" w:author="ADRC_Kodama" w:date="2026-09-30T18:17:00Z" w16du:dateUtc="2026-09-30T09:17:00Z">
+        <w:r>
+          <w:delText xml:space="preserve">swept down the Trishuli River </w:delText>
+        </w:r>
+      </w:del>
+      <w:r>
+        <w:t xml:space="preserve">in Nepal, </w:t>
+      </w:r>
+      <w:del w:id="109" w:author="ADRC_Kodama" w:date="2026-09-30T18:18:00Z" w16du:dateUtc="2026-09-30T09:18:00Z">
+        <w:r>
+          <w:delText xml:space="preserve">leaving more than 1,400 people dead and several thousand missing. </w:delText>
+        </w:r>
+      </w:del>
+      <w:ins w:id="110" w:author="ADRC_Kodama" w:date="2026-09-30T18:18:00Z" w16du:dateUtc="2026-09-30T09:18:00Z">
+        <w:r>
+          <w:rPr>
+            <w:rFonts w:hint="eastAsia"/>
+            <w:lang w:eastAsia="ja-JP"/>
+          </w:rPr>
+          <w:t xml:space="preserve">and widespread </w:t>
+        </w:r>
+      </w:ins>
+      <w:ins w:id="111" w:author="ADRC_Kodama" w:date="2026-09-30T14:54:00Z" w16du:dateUtc="2026-09-30T05:54:00Z">
+        <w:r>
+          <w:rPr>
+            <w:rFonts w:hint="eastAsia"/>
+            <w:lang w:eastAsia="ja-JP"/>
+          </w:rPr>
+          <w:t>m</w:t>
+        </w:r>
+      </w:ins>
+      <w:del w:id="112" w:author="ADRC_Kodama" w:date="2026-09-30T14:54:00Z" w16du:dateUtc="2026-09-30T05:54:00Z">
+        <w:r>
+          <w:delText>M</w:delText>
+        </w:r>
+      </w:del>
+      <w:r>
+        <w:t xml:space="preserve">onsoon floods have </w:t>
+      </w:r>
+      <w:del w:id="113" w:author="ADRC_Kodama" w:date="2026-09-30T14:29:00Z" w16du:dateUtc="2026-09-30T05:29:00Z">
+        <w:r>
+          <w:delText xml:space="preserve">also </w:delText>
+        </w:r>
+      </w:del>
+      <w:r>
+        <w:t xml:space="preserve">caused </w:t>
+      </w:r>
+      <w:ins w:id="114" w:author="ADRC_Kodama" w:date="2026-09-30T18:18:00Z" w16du:dateUtc="2026-09-30T09:18:00Z">
+        <w:r>
+          <w:rPr>
+            <w:rFonts w:hint="eastAsia"/>
+            <w:lang w:eastAsia="ja-JP"/>
+          </w:rPr>
+          <w:t xml:space="preserve">significant loss of life </w:t>
+        </w:r>
+      </w:ins>
+      <w:ins w:id="115" w:author="ADRC_Kodama" w:date="2026-09-30T18:20:00Z" w16du:dateUtc="2026-09-30T09:20:00Z">
+        <w:r>
+          <w:rPr>
+            <w:lang w:eastAsia="ja-JP"/>
+          </w:rPr>
+          <w:t>and</w:t>
+        </w:r>
+      </w:ins>
+      <w:ins w:id="116" w:author="ADRC_Kodama" w:date="2026-09-30T18:18:00Z" w16du:dateUtc="2026-09-30T09:18:00Z">
+        <w:r>
+          <w:rPr>
+            <w:rFonts w:hint="eastAsia"/>
+            <w:lang w:eastAsia="ja-JP"/>
+          </w:rPr>
+          <w:t xml:space="preserve"> extensive</w:t>
+        </w:r>
+      </w:ins>
+      <w:del w:id="117" w:author="ADRC_Kodama" w:date="2026-09-30T18:18:00Z" w16du:dateUtc="2026-09-30T09:18:00Z">
+        <w:r>
+          <w:delText xml:space="preserve">heavy </w:delText>
+        </w:r>
+      </w:del>
+      <w:ins w:id="118" w:author="ADRC_Kodama" w:date="2026-09-30T18:18:00Z" w16du:dateUtc="2026-09-30T09:18:00Z">
+        <w:r>
+          <w:rPr>
+            <w:rFonts w:hint="eastAsia"/>
+            <w:lang w:eastAsia="ja-JP"/>
+          </w:rPr>
+          <w:t xml:space="preserve"> </w:t>
+        </w:r>
+      </w:ins>
+      <w:r>
+        <w:t xml:space="preserve">damage </w:t>
+      </w:r>
+      <w:ins w:id="119" w:author="ADRC_Kodama" w:date="2026-09-30T14:29:00Z" w16du:dateUtc="2026-09-30T05:29:00Z">
+        <w:r>
+          <w:rPr>
+            <w:rFonts w:hint="eastAsia"/>
+            <w:lang w:eastAsia="ja-JP"/>
+          </w:rPr>
+          <w:t>across</w:t>
+        </w:r>
+      </w:ins>
+      <w:del w:id="120" w:author="ADRC_Kodama" w:date="2026-09-30T14:29:00Z" w16du:dateUtc="2026-09-30T05:29:00Z">
+        <w:r>
+          <w:delText>in</w:delText>
+        </w:r>
+      </w:del>
+      <w:r>
+        <w:t xml:space="preserve"> </w:t>
+      </w:r>
+      <w:del w:id="121" w:author="ADRC_Kodama" w:date="2026-09-30T18:18:00Z" w16du:dateUtc="2026-09-30T09:18:00Z">
+        <w:r>
+          <w:delText>many countries</w:delText>
+        </w:r>
+      </w:del>
+      <w:ins w:id="122" w:author="ADRC_Kodama" w:date="2026-09-30T14:30:00Z" w16du:dateUtc="2026-09-30T05:30:00Z">
+        <w:r>
+          <w:rPr>
+            <w:rFonts w:hint="eastAsia"/>
+            <w:lang w:eastAsia="ja-JP"/>
+          </w:rPr>
+          <w:t>the region</w:t>
+        </w:r>
+      </w:ins>
+      <w:r>
+        <w:t>.</w:t>
+      </w:r>
+    </w:p>
+    <w:p>
+      <w:pPr>
+        <w:rPr>
+          <w:ins w:id="123" w:author="ADRC_Kodama" w:date="2026-09-30T14:30:00Z" w16du:dateUtc="2026-09-30T05:30:00Z"/>
+        </w:rPr>
+      </w:pPr>
+      <w:del w:id="124" w:author="ADRC_Kodama" w:date="2026-09-30T14:30:00Z" w16du:dateUtc="2026-09-30T05:30:00Z">
+        <w:r>
+          <w:delText xml:space="preserve"> </w:delText>
+        </w:r>
+      </w:del>
+      <w:del w:id="9034" w:author="ADRC_Arakida" w:date="2026-10-01T09:00:00Z">
+        <w:r>
+          <w:delText xml:space="preserve">I </w:delText>
+        </w:r>
+      </w:del>
+      <w:del w:id="125" w:author="ADRC_Kodama" w:date="2026-09-30T18:19:00Z" w16du:dateUtc="2026-09-30T09:19:00Z">
+        <w:r>
+          <w:delText>would like to express</w:delText>
+        </w:r>
+      </w:del>
+      <w:ins w:id="126" w:author="ADRC_Kodama" w:date="2026-09-30T18:19:00Z" w16du:dateUtc="2026-09-30T09:19:00Z">
+        <w:del w:id="9035" w:author="ADRC_Arakida" w:date="2026-10-01T09:00:00Z">
+          <w:r>
+            <w:rPr>
+              <w:rFonts w:hint="eastAsia"/>
+              <w:lang w:eastAsia="ja-JP"/>
+            </w:rPr>
+            <w:delText xml:space="preserve">extend</w:delText>
+          </w:r>
+        </w:del>
+      </w:ins>
+      <w:del w:id="9036" w:author="ADRC_Arakida" w:date="2026-10-01T09:00:00Z">
+        <w:r>
+          <w:delText xml:space="preserve"> my deepest condolences to </w:delText>
+        </w:r>
+      </w:del>
+      <w:del w:id="127" w:author="ADRC_Kodama" w:date="2026-09-30T14:59:00Z" w16du:dateUtc="2026-09-30T05:59:00Z">
+        <w:r>
+          <w:delText xml:space="preserve">all </w:delText>
+        </w:r>
+      </w:del>
+      <w:del w:id="9037" w:author="ADRC_Arakida" w:date="2026-10-01T09:00:00Z">
+        <w:r>
+          <w:delText xml:space="preserve">those </w:delText>
+        </w:r>
+      </w:del>
+      <w:ins w:id="128" w:author="ADRC_Kodama" w:date="2026-09-30T14:59:00Z" w16du:dateUtc="2026-09-30T05:59:00Z">
+        <w:del w:id="9038" w:author="ADRC_Arakida" w:date="2026-10-01T09:00:00Z">
+          <w:r>
+            <w:rPr>
+              <w:rFonts w:hint="eastAsia"/>
+              <w:lang w:eastAsia="ja-JP"/>
+            </w:rPr>
+            <w:delText xml:space="preserve">who have lost their lives and my heartfelt sympathy</w:delText>
+          </w:r>
+        </w:del>
+      </w:ins>
+      <w:ins w:id="9039" w:author="ADRC_Arakida" w:date="2026-10-01T09:00:00Z">
+        <w:r>
+          <w:t xml:space="preserve">I extend my deepest condolences to the families of those who lost their lives, and my heartfelt sympathy</w:t>
+        </w:r>
+      </w:ins>
+      <w:ins w:id="9033" w:author="ADRC_Kodama" w:date="2026-09-30T14:59:00Z" w16du:dateUtc="2026-09-30T05:59:00Z">
+        <w:r>
+          <w:rPr>
+            <w:rFonts w:hint="eastAsia"/>
+            <w:lang w:eastAsia="ja-JP"/>
+          </w:rPr>
+          <w:t xml:space="preserve"> to all those </w:t>
+        </w:r>
+      </w:ins>
+      <w:r>
+        <w:t>affected</w:t>
+      </w:r>
+      <w:ins w:id="129" w:author="ADRC_Kodama" w:date="2026-09-30T14:59:00Z" w16du:dateUtc="2026-09-30T05:59:00Z">
+        <w:r>
+          <w:rPr>
+            <w:rFonts w:hint="eastAsia"/>
+            <w:lang w:eastAsia="ja-JP"/>
+          </w:rPr>
+          <w:t xml:space="preserve"> by these disasters</w:t>
+        </w:r>
+      </w:ins>
+      <w:r>
+        <w:t xml:space="preserve">. </w:t>
+      </w:r>
+    </w:p>
+    <w:p>
+      <w:del w:id="9040" w:author="ADRC_Arakida" w:date="2026-10-01T09:00:00Z">
+        <w:r>
+          <w:delText xml:space="preserve">These events </w:delText>
+        </w:r>
+      </w:del>
+      <w:ins w:id="130" w:author="ADRC_Kodama" w:date="2026-09-30T14:31:00Z" w16du:dateUtc="2026-09-30T05:31:00Z">
+        <w:del w:id="9041" w:author="ADRC_Arakida" w:date="2026-10-01T09:00:00Z">
+          <w:r>
+            <w:rPr>
+              <w:rFonts w:hint="eastAsia"/>
+              <w:lang w:eastAsia="ja-JP"/>
+            </w:rPr>
+            <w:delText xml:space="preserve">are a stark </w:delText>
+          </w:r>
+        </w:del>
+      </w:ins>
+      <w:del w:id="9042" w:author="ADRC_Arakida" w:date="2026-10-01T09:00:00Z">
+        <w:r>
+          <w:delText xml:space="preserve">remind</w:delText>
+        </w:r>
+      </w:del>
+      <w:ins w:id="131" w:author="ADRC_Kodama" w:date="2026-09-30T14:31:00Z" w16du:dateUtc="2026-09-30T05:31:00Z">
+        <w:del w:id="9043" w:author="ADRC_Arakida" w:date="2026-10-01T09:00:00Z">
+          <w:r>
+            <w:rPr>
+              <w:rFonts w:hint="eastAsia"/>
+              <w:lang w:eastAsia="ja-JP"/>
+            </w:rPr>
+            <w:delText xml:space="preserve">er</w:delText>
+          </w:r>
+        </w:del>
+      </w:ins>
+      <w:del w:id="132" w:author="ADRC_Kodama" w:date="2026-09-30T14:31:00Z" w16du:dateUtc="2026-09-30T05:31:00Z">
+        <w:r>
+          <w:delText xml:space="preserve"> us t</w:delText>
+        </w:r>
+      </w:del>
+      <w:ins w:id="133" w:author="ADRC_Kodama" w:date="2026-09-30T14:31:00Z" w16du:dateUtc="2026-09-30T05:31:00Z">
+        <w:del w:id="9044" w:author="ADRC_Arakida" w:date="2026-10-01T09:00:00Z">
+          <w:r>
+            <w:rPr>
+              <w:rFonts w:hint="eastAsia"/>
+              <w:lang w:eastAsia="ja-JP"/>
+            </w:rPr>
+            <w:delText xml:space="preserve"> that disaster risks are becoming increasingly complex and int</w:delText>
+          </w:r>
+        </w:del>
+      </w:ins>
+      <w:ins w:id="134" w:author="ADRC_Kodama" w:date="2026-09-30T14:32:00Z" w16du:dateUtc="2026-09-30T05:32:00Z">
+        <w:del w:id="9045" w:author="ADRC_Arakida" w:date="2026-10-01T09:00:00Z">
+          <w:r>
+            <w:rPr>
+              <w:rFonts w:hint="eastAsia"/>
+              <w:lang w:eastAsia="ja-JP"/>
+            </w:rPr>
+            <w:delText xml:space="preserve">erconnected. In the face of </w:delText>
+          </w:r>
+        </w:del>
+      </w:ins>
+      <w:del w:id="135" w:author="ADRC_Kodama" w:date="2026-09-30T14:32:00Z" w16du:dateUtc="2026-09-30T05:32:00Z">
+        <w:r>
+          <w:delText xml:space="preserve">hat, under </w:delText>
+        </w:r>
+      </w:del>
+      <w:del w:id="9046" w:author="ADRC_Arakida" w:date="2026-10-01T09:00:00Z">
+        <w:r>
+          <w:delText xml:space="preserve">climate change and rapid urbanisation, </w:delText>
+        </w:r>
+      </w:del>
+      <w:ins w:id="136" w:author="ADRC_Kodama" w:date="2026-09-30T14:32:00Z" w16du:dateUtc="2026-09-30T05:32:00Z">
+        <w:del w:id="9047" w:author="ADRC_Arakida" w:date="2026-10-01T09:00:00Z">
+          <w:r>
+            <w:rPr>
+              <w:rFonts w:hint="eastAsia"/>
+              <w:lang w:eastAsia="ja-JP"/>
+            </w:rPr>
+            <w:delText xml:space="preserve">hazard</w:delText>
+          </w:r>
+        </w:del>
+      </w:ins>
+      <w:ins w:id="137" w:author="ADRC_Kodama" w:date="2026-09-30T14:54:00Z" w16du:dateUtc="2026-09-30T05:54:00Z">
+        <w:del w:id="9048" w:author="ADRC_Arakida" w:date="2026-10-01T09:00:00Z">
+          <w:r>
+            <w:rPr>
+              <w:rFonts w:hint="eastAsia"/>
+              <w:lang w:eastAsia="ja-JP"/>
+            </w:rPr>
+            <w:delText xml:space="preserve">s</w:delText>
+          </w:r>
+        </w:del>
+      </w:ins>
+      <w:ins w:id="138" w:author="ADRC_Kodama" w:date="2026-09-30T14:32:00Z" w16du:dateUtc="2026-09-30T05:32:00Z">
+        <w:del w:id="9049" w:author="ADRC_Arakida" w:date="2026-10-01T09:00:00Z">
+          <w:r>
+            <w:rPr>
+              <w:rFonts w:hint="eastAsia"/>
+              <w:lang w:eastAsia="ja-JP"/>
+            </w:rPr>
+            <w:delText xml:space="preserve"> can</w:delText>
+          </w:r>
+        </w:del>
+      </w:ins>
+      <w:del w:id="139" w:author="ADRC_Kodama" w:date="2026-09-30T14:32:00Z" w16du:dateUtc="2026-09-30T05:32:00Z">
+        <w:r>
+          <w:delText>disaster</w:delText>
+        </w:r>
+      </w:del>
+      <w:ins w:id="140" w:author="ADRC_Kodama" w:date="2026-09-30T14:32:00Z" w16du:dateUtc="2026-09-30T05:32:00Z">
+        <w:del w:id="9050" w:author="ADRC_Arakida" w:date="2026-10-01T09:00:00Z">
+          <w:r>
+            <w:rPr>
+              <w:rFonts w:hint="eastAsia"/>
+              <w:lang w:eastAsia="ja-JP"/>
+            </w:rPr>
+            <w:delText xml:space="preserve"> trigger cascading impacts that extend beyond national borders, high</w:delText>
+          </w:r>
+        </w:del>
+      </w:ins>
+      <w:ins w:id="141" w:author="ADRC_Kodama" w:date="2026-09-30T14:33:00Z" w16du:dateUtc="2026-09-30T05:33:00Z">
+        <w:del w:id="9051" w:author="ADRC_Arakida" w:date="2026-10-01T09:00:00Z">
+          <w:r>
+            <w:rPr>
+              <w:rFonts w:hint="eastAsia"/>
+              <w:lang w:eastAsia="ja-JP"/>
+            </w:rPr>
+            <w:delText xml:space="preserve">lighting the need for stronger regional cooperation and more effective approaches to </w:delText>
+          </w:r>
+        </w:del>
+      </w:ins>
+      <w:ins w:id="142" w:author="ADRC_Kodama" w:date="2026-09-30T15:00:00Z" w16du:dateUtc="2026-09-30T06:00:00Z">
+        <w:del w:id="9052" w:author="ADRC_Arakida" w:date="2026-10-01T09:00:00Z">
+          <w:r>
+            <w:rPr>
+              <w:rFonts w:hint="eastAsia"/>
+              <w:lang w:eastAsia="ja-JP"/>
+            </w:rPr>
+            <w:delText xml:space="preserve">disaster risk reduction</w:delText>
+          </w:r>
+        </w:del>
+      </w:ins>
+      <w:del w:id="143" w:author="ADRC_Kodama" w:date="2026-09-30T14:33:00Z" w16du:dateUtc="2026-09-30T05:33:00Z">
+        <w:r>
+          <w:delText xml:space="preserve"> risks cascade across borders</w:delText>
+        </w:r>
+      </w:del>
+      <w:del w:id="9053" w:author="ADRC_Arakida" w:date="2026-10-01T09:00:00Z">
+        <w:r>
+          <w:delText xml:space="preserve">.</w:delText>
+        </w:r>
+      </w:del>
+      <w:ins w:id="9054" w:author="ADRC_Arakida" w:date="2026-10-01T09:00:00Z">
+        <w:r>
+          <w:t xml:space="preserve">These events are a stark reminder that, under climate change and rapid urbanisation, hazards can trigger cascading impacts that extend beyond national borders, and that stronger regional cooperation is essential.</w:t>
+        </w:r>
+      </w:ins>
+    </w:p>
+    <w:p>
+      <w:del w:id="144" w:author="ADRC_Kodama" w:date="2026-09-30T14:39:00Z" w16du:dateUtc="2026-09-30T05:39:00Z">
+        <w:r>
+          <w:delText>With this in mind</w:delText>
+        </w:r>
+      </w:del>
+      <w:ins w:id="145" w:author="ADRC_Kodama" w:date="2026-09-30T14:39:00Z" w16du:dateUtc="2026-09-30T05:39:00Z">
+        <w:r>
+          <w:rPr>
+            <w:rFonts w:hint="eastAsia"/>
+            <w:lang w:eastAsia="ja-JP"/>
+          </w:rPr>
+          <w:t>Against this backdrop</w:t>
+        </w:r>
+      </w:ins>
+      <w:r>
+        <w:t xml:space="preserve">, we have </w:t>
+      </w:r>
+      <w:ins w:id="146" w:author="ADRC_Kodama" w:date="2026-09-30T14:39:00Z" w16du:dateUtc="2026-09-30T05:39:00Z">
+        <w:r>
+          <w:rPr>
+            <w:rFonts w:hint="eastAsia"/>
+            <w:lang w:eastAsia="ja-JP"/>
+          </w:rPr>
+          <w:t>chosen</w:t>
+        </w:r>
+      </w:ins>
+      <w:del w:id="147" w:author="ADRC_Kodama" w:date="2026-09-30T14:39:00Z" w16du:dateUtc="2026-09-30T05:39:00Z">
+        <w:r>
+          <w:delText>set</w:delText>
+        </w:r>
+      </w:del>
+      <w:r>
+        <w:t xml:space="preserve"> the theme </w:t>
+      </w:r>
+      <w:ins w:id="148" w:author="ADRC_Kodama" w:date="2026-09-30T14:40:00Z" w16du:dateUtc="2026-09-30T05:40:00Z">
+        <w:r>
+          <w:rPr>
+            <w:rFonts w:hint="eastAsia"/>
+            <w:lang w:eastAsia="ja-JP"/>
+          </w:rPr>
+          <w:t>for</w:t>
+        </w:r>
+      </w:ins>
+      <w:del w:id="149" w:author="ADRC_Kodama" w:date="2026-09-30T14:40:00Z" w16du:dateUtc="2026-09-30T05:40:00Z">
+        <w:r>
+          <w:delText>of</w:delText>
+        </w:r>
+      </w:del>
+      <w:r>
+        <w:t xml:space="preserve"> ACDR2026</w:t>
+      </w:r>
+      <w:del w:id="150" w:author="ADRC_Kodama" w:date="2026-09-30T14:40:00Z" w16du:dateUtc="2026-09-30T05:40:00Z">
+        <w:r>
+          <w:delText xml:space="preserve"> </w:delText>
+        </w:r>
+      </w:del>
+      <w:ins w:id="151" w:author="ADRC_Kodama" w:date="2026-09-30T14:40:00Z" w16du:dateUtc="2026-09-30T05:40:00Z">
+        <w:r>
+          <w:rPr>
+            <w:rFonts w:hint="eastAsia"/>
+            <w:lang w:eastAsia="ja-JP"/>
+          </w:rPr>
+          <w:t>,</w:t>
+        </w:r>
+      </w:ins>
+      <w:del w:id="152" w:author="ADRC_Kodama" w:date="2026-09-30T14:40:00Z" w16du:dateUtc="2026-09-30T05:40:00Z">
+        <w:r>
+          <w:delText>as</w:delText>
+        </w:r>
+      </w:del>
+      <w:r>
+        <w:t xml:space="preserve"> “Future-Proofing Transboundary Climate and Disaster Risk Reduction through Advanced Technologies for a Resilient Society”.</w:t>
       </w:r>
     </w:p>
     <w:p>
       <w:r>
+        <w:lastRenderedPageBreak/>
+        <w:t xml:space="preserve">This afternoon, the Roundtable Session will </w:t>
+      </w:r>
+      <w:ins w:id="153" w:author="ADRC_Kodama" w:date="2026-09-30T14:40:00Z" w16du:dateUtc="2026-09-30T05:40:00Z">
+        <w:r>
+          <w:rPr>
+            <w:rFonts w:hint="eastAsia"/>
+            <w:lang w:eastAsia="ja-JP"/>
+          </w:rPr>
+          <w:t xml:space="preserve">provide an </w:t>
+        </w:r>
+      </w:ins>
+      <w:ins w:id="9008" w:author="ADRC_Kodama" w:date="2026-09-30T14:40:00Z" w16du:dateUtc="2026-09-30T05:40:00Z">
+        <w:r>
+          <w:rPr>
+            <w:lang w:eastAsia="ja-JP"/>
+          </w:rPr>
+          <w:t>opportunity</w:t>
+        </w:r>
+      </w:ins>
+      <w:ins w:id="9009" w:author="ADRC_Kodama" w:date="2026-09-30T14:40:00Z" w16du:dateUtc="2026-09-30T05:40:00Z">
+        <w:r>
+          <w:rPr>
+            <w:rFonts w:hint="eastAsia"/>
+            <w:lang w:eastAsia="ja-JP"/>
+          </w:rPr>
+          <w:t xml:space="preserve"> for </w:t>
+        </w:r>
+      </w:ins>
+      <w:del w:id="154" w:author="ADRC_Kodama" w:date="2026-09-30T14:40:00Z" w16du:dateUtc="2026-09-30T05:40:00Z">
+        <w:r>
+          <w:delText xml:space="preserve">hear from </w:delText>
+        </w:r>
+      </w:del>
+      <w:r>
+        <w:t xml:space="preserve">each country </w:t>
+      </w:r>
+      <w:ins w:id="155" w:author="ADRC_Kodama" w:date="2026-09-30T14:40:00Z" w16du:dateUtc="2026-09-30T05:40:00Z">
+        <w:r>
+          <w:rPr>
+            <w:rFonts w:hint="eastAsia"/>
+            <w:lang w:eastAsia="ja-JP"/>
+          </w:rPr>
+          <w:t>to share its</w:t>
+        </w:r>
+      </w:ins>
+      <w:del w:id="156" w:author="ADRC_Kodama" w:date="2026-09-30T14:40:00Z" w16du:dateUtc="2026-09-30T05:40:00Z">
+        <w:r>
+          <w:delText>on the</w:delText>
+        </w:r>
+      </w:del>
+      <w:r>
+        <w:t xml:space="preserve"> progress </w:t>
+      </w:r>
+      <w:ins w:id="157" w:author="ADRC_Kodama" w:date="2026-09-30T14:40:00Z" w16du:dateUtc="2026-09-30T05:40:00Z">
+        <w:r>
+          <w:rPr>
+            <w:rFonts w:hint="eastAsia"/>
+            <w:lang w:eastAsia="ja-JP"/>
+          </w:rPr>
+          <w:t>in implementing</w:t>
+        </w:r>
+      </w:ins>
+      <w:del w:id="158" w:author="ADRC_Kodama" w:date="2026-09-30T14:40:00Z" w16du:dateUtc="2026-09-30T05:40:00Z">
+        <w:r>
+          <w:delText>made under</w:delText>
+        </w:r>
+      </w:del>
+      <w:r>
+        <w:t xml:space="preserve"> the Sendai Framework</w:t>
+      </w:r>
+      <w:ins w:id="159" w:author="ADRC_Kodama" w:date="2026-09-30T14:40:00Z" w16du:dateUtc="2026-09-30T05:40:00Z">
+        <w:r>
+          <w:rPr>
+            <w:rFonts w:hint="eastAsia"/>
+            <w:lang w:eastAsia="ja-JP"/>
+          </w:rPr>
+          <w:t>, as well as</w:t>
+        </w:r>
+      </w:ins>
+      <w:ins w:id="160" w:author="ADRC_Kodama" w:date="2026-09-30T14:41:00Z" w16du:dateUtc="2026-09-30T05:41:00Z">
+        <w:r>
+          <w:rPr>
+            <w:rFonts w:hint="eastAsia"/>
+            <w:lang w:eastAsia="ja-JP"/>
+          </w:rPr>
+          <w:t xml:space="preserve"> </w:t>
+        </w:r>
+      </w:ins>
+      <w:del w:id="161" w:author="ADRC_Kodama" w:date="2026-09-30T14:41:00Z" w16du:dateUtc="2026-09-30T05:41:00Z">
+        <w:r>
+          <w:delText xml:space="preserve"> and </w:delText>
+        </w:r>
+      </w:del>
+      <w:r>
+        <w:t xml:space="preserve">the challenges that remain. </w:t>
+      </w:r>
+      <w:ins w:id="162" w:author="ADRC_Kodama" w:date="2026-09-30T14:41:00Z" w16du:dateUtc="2026-09-30T05:41:00Z">
+        <w:r>
+          <w:rPr>
+            <w:rFonts w:hint="eastAsia"/>
+            <w:lang w:eastAsia="ja-JP"/>
+          </w:rPr>
+          <w:t>To</w:t>
+        </w:r>
+      </w:ins>
+      <w:del w:id="163" w:author="ADRC_Kodama" w:date="2026-09-30T14:41:00Z" w16du:dateUtc="2026-09-30T05:41:00Z">
+        <w:r>
+          <w:delText>After Part 2 to</w:delText>
+        </w:r>
+      </w:del>
+      <w:r>
+        <w:t>morrow</w:t>
+      </w:r>
+      <w:del w:id="164" w:author="ADRC_Kodama" w:date="2026-09-30T18:21:00Z" w16du:dateUtc="2026-09-30T09:21:00Z">
+        <w:r>
+          <w:delText xml:space="preserve"> morning</w:delText>
+        </w:r>
+      </w:del>
+      <w:r>
+        <w:t>, the Technical Session on “DRR DX for Isolated and Inaccessible Regions” will ex</w:t>
+      </w:r>
+      <w:ins w:id="165" w:author="ADRC_Kodama" w:date="2026-09-30T14:41:00Z" w16du:dateUtc="2026-09-30T05:41:00Z">
+        <w:r>
+          <w:rPr>
+            <w:rFonts w:hint="eastAsia"/>
+            <w:lang w:eastAsia="ja-JP"/>
+          </w:rPr>
+          <w:t>plore</w:t>
+        </w:r>
+      </w:ins>
+      <w:del w:id="166" w:author="ADRC_Kodama" w:date="2026-09-30T14:41:00Z" w16du:dateUtc="2026-09-30T05:41:00Z">
+        <w:r>
+          <w:delText>amine</w:delText>
+        </w:r>
+      </w:del>
+      <w:r>
+        <w:t xml:space="preserve"> how satellite observation, artificial intelligence and communication technologies can </w:t>
+      </w:r>
+      <w:ins w:id="167" w:author="ADRC_Kodama" w:date="2026-09-30T14:42:00Z" w16du:dateUtc="2026-09-30T05:42:00Z">
+        <w:r>
+          <w:rPr>
+            <w:rFonts w:hint="eastAsia"/>
+            <w:lang w:eastAsia="ja-JP"/>
+          </w:rPr>
+          <w:t xml:space="preserve">help </w:t>
+        </w:r>
+      </w:ins>
+      <w:r>
+        <w:t xml:space="preserve">protect communities that are </w:t>
+      </w:r>
+      <w:ins w:id="168" w:author="ADRC_Kodama" w:date="2026-09-30T14:42:00Z" w16du:dateUtc="2026-09-30T05:42:00Z">
+        <w:r>
+          <w:rPr>
+            <w:rFonts w:hint="eastAsia"/>
+            <w:lang w:eastAsia="ja-JP"/>
+          </w:rPr>
+          <w:t>at risk of being</w:t>
+        </w:r>
+      </w:ins>
+      <w:del w:id="169" w:author="ADRC_Kodama" w:date="2026-09-30T14:42:00Z" w16du:dateUtc="2026-09-30T05:42:00Z">
+        <w:r>
+          <w:delText>too easily</w:delText>
+        </w:r>
+      </w:del>
+      <w:r>
+        <w:t xml:space="preserve"> left behind. </w:t>
+      </w:r>
+      <w:ins w:id="170" w:author="ADRC_Kodama" w:date="2026-09-30T18:22:00Z" w16du:dateUtc="2026-09-30T09:22:00Z">
+        <w:r>
+          <w:rPr>
+            <w:rFonts w:hint="eastAsia"/>
+            <w:lang w:eastAsia="ja-JP"/>
+          </w:rPr>
+          <w:t xml:space="preserve"> </w:t>
+        </w:r>
+      </w:ins>
+      <w:del w:id="171" w:author="ADRC_Kodama" w:date="2026-09-30T18:22:00Z" w16du:dateUtc="2026-09-30T09:22:00Z">
+        <w:r>
+          <w:delText xml:space="preserve">Tomorrow afternoon </w:delText>
+        </w:r>
+      </w:del>
+      <w:ins w:id="172" w:author="ADRC_Kodama" w:date="2026-09-30T18:22:00Z" w16du:dateUtc="2026-09-30T09:22:00Z">
+        <w:del w:id="9055" w:author="ADRC_Arakida" w:date="2026-10-01T09:00:00Z">
+          <w:r>
+            <w:rPr>
+              <w:rFonts w:hint="eastAsia"/>
+              <w:lang w:eastAsia="ja-JP"/>
+            </w:rPr>
+            <w:delText xml:space="preserve">W</w:delText>
+          </w:r>
+        </w:del>
+      </w:ins>
+      <w:del w:id="173" w:author="ADRC_Kodama" w:date="2026-09-30T18:22:00Z" w16du:dateUtc="2026-09-30T09:22:00Z">
+        <w:r>
+          <w:delText>w</w:delText>
+        </w:r>
+      </w:del>
+      <w:del w:id="9056" w:author="ADRC_Arakida" w:date="2026-10-01T09:00:00Z">
+        <w:r>
+          <w:delText xml:space="preserve">e will </w:delText>
+        </w:r>
+      </w:del>
+      <w:ins w:id="174" w:author="ADRC_Kodama" w:date="2026-09-30T18:22:00Z" w16du:dateUtc="2026-09-30T09:22:00Z">
+        <w:del w:id="9057" w:author="ADRC_Arakida" w:date="2026-10-01T09:00:00Z">
+          <w:r>
+            <w:rPr>
+              <w:rFonts w:hint="eastAsia"/>
+              <w:lang w:eastAsia="ja-JP"/>
+            </w:rPr>
+            <w:delText xml:space="preserve">also</w:delText>
+          </w:r>
+        </w:del>
+      </w:ins>
+      <w:ins w:id="175" w:author="ADRC_Kodama" w:date="2026-09-30T14:42:00Z" w16du:dateUtc="2026-09-30T05:42:00Z">
+        <w:del w:id="9058" w:author="ADRC_Arakida" w:date="2026-10-01T09:00:00Z">
+          <w:r>
+            <w:rPr>
+              <w:rFonts w:hint="eastAsia"/>
+              <w:lang w:eastAsia="ja-JP"/>
+            </w:rPr>
+            <w:delText xml:space="preserve"> </w:delText>
+          </w:r>
+        </w:del>
+      </w:ins>
+      <w:del w:id="9059" w:author="ADRC_Arakida" w:date="2026-10-01T09:00:00Z">
+        <w:r>
+          <w:delText xml:space="preserve">visit the Civil Defence Academy and attend the SCDF Parade</w:delText>
+        </w:r>
+      </w:del>
+      <w:ins w:id="176" w:author="ADRC_Kodama" w:date="2026-09-30T14:43:00Z" w16du:dateUtc="2026-09-30T05:43:00Z">
+        <w:del w:id="9060" w:author="ADRC_Arakida" w:date="2026-10-01T09:00:00Z">
+          <w:r>
+            <w:rPr>
+              <w:rFonts w:hint="eastAsia"/>
+              <w:lang w:eastAsia="ja-JP"/>
+            </w:rPr>
+            <w:delText xml:space="preserve">. On </w:delText>
+          </w:r>
+        </w:del>
+      </w:ins>
+      <w:del w:id="177" w:author="ADRC_Kodama" w:date="2026-09-30T14:43:00Z" w16du:dateUtc="2026-09-30T05:43:00Z">
+        <w:r>
+          <w:delText xml:space="preserve">, and on </w:delText>
+        </w:r>
+      </w:del>
+      <w:del w:id="9061" w:author="ADRC_Arakida" w:date="2026-10-01T09:00:00Z">
+        <w:r>
+          <w:delText xml:space="preserve">Friday</w:delText>
+        </w:r>
+      </w:del>
+      <w:ins w:id="178" w:author="ADRC_Kodama" w:date="2026-09-30T14:43:00Z" w16du:dateUtc="2026-09-30T05:43:00Z">
+        <w:del w:id="9062" w:author="ADRC_Arakida" w:date="2026-10-01T09:00:00Z">
+          <w:r>
+            <w:rPr>
+              <w:rFonts w:hint="eastAsia"/>
+              <w:lang w:eastAsia="ja-JP"/>
+            </w:rPr>
+            <w:delText xml:space="preserve">,</w:delText>
+          </w:r>
+        </w:del>
+      </w:ins>
+      <w:del w:id="9063" w:author="ADRC_Arakida" w:date="2026-10-01T09:00:00Z">
+        <w:r>
+          <w:delText xml:space="preserve"> the SIDEX-ACDR 2026 Conference will </w:delText>
+        </w:r>
+      </w:del>
+      <w:ins w:id="179" w:author="ADRC_Kodama" w:date="2026-09-30T15:02:00Z" w16du:dateUtc="2026-09-30T06:02:00Z">
+        <w:del w:id="9064" w:author="ADRC_Arakida" w:date="2026-10-01T09:00:00Z">
+          <w:r>
+            <w:rPr>
+              <w:rFonts w:hint="eastAsia"/>
+              <w:lang w:eastAsia="ja-JP"/>
+            </w:rPr>
+            <w:delText xml:space="preserve">take place, </w:delText>
+          </w:r>
+        </w:del>
+      </w:ins>
+      <w:del w:id="9065" w:author="ADRC_Arakida" w:date="2026-10-01T09:00:00Z">
+        <w:r>
+          <w:delText xml:space="preserve">follow</w:delText>
+        </w:r>
+      </w:del>
+      <w:ins w:id="180" w:author="ADRC_Kodama" w:date="2026-09-30T15:02:00Z" w16du:dateUtc="2026-09-30T06:02:00Z">
+        <w:del w:id="9066" w:author="ADRC_Arakida" w:date="2026-10-01T09:00:00Z">
+          <w:r>
+            <w:rPr>
+              <w:rFonts w:hint="eastAsia"/>
+              <w:lang w:eastAsia="ja-JP"/>
+            </w:rPr>
+            <w:delText xml:space="preserve">ed by the final summary </w:delText>
+          </w:r>
+        </w:del>
+      </w:ins>
+      <w:ins w:id="181" w:author="ADRC_Kodama" w:date="2026-09-30T15:03:00Z" w16du:dateUtc="2026-09-30T06:03:00Z">
+        <w:del w:id="9067" w:author="ADRC_Arakida" w:date="2026-10-01T09:00:00Z">
+          <w:r>
+            <w:rPr>
+              <w:rFonts w:hint="eastAsia"/>
+              <w:lang w:eastAsia="ja-JP"/>
+            </w:rPr>
+            <w:delText xml:space="preserve">session </w:delText>
+          </w:r>
+        </w:del>
+      </w:ins>
+      <w:ins w:id="182" w:author="ADRC_Kodama" w:date="2026-09-30T15:02:00Z" w16du:dateUtc="2026-09-30T06:02:00Z">
+        <w:del w:id="9068" w:author="ADRC_Arakida" w:date="2026-10-01T09:00:00Z">
+          <w:r>
+            <w:rPr>
+              <w:rFonts w:hint="eastAsia"/>
+              <w:lang w:eastAsia="ja-JP"/>
+            </w:rPr>
+            <w:delText xml:space="preserve">and </w:delText>
+          </w:r>
+        </w:del>
+      </w:ins>
+      <w:ins w:id="183" w:author="ADRC_Kodama" w:date="2026-09-30T15:03:00Z" w16du:dateUtc="2026-09-30T06:03:00Z">
+        <w:del w:id="9069" w:author="ADRC_Arakida" w:date="2026-10-01T09:00:00Z">
+          <w:r>
+            <w:rPr>
+              <w:rFonts w:hint="eastAsia"/>
+              <w:lang w:eastAsia="ja-JP"/>
+            </w:rPr>
+            <w:delText xml:space="preserve">the </w:delText>
+          </w:r>
+        </w:del>
+      </w:ins>
+      <w:ins w:id="184" w:author="ADRC_Kodama" w:date="2026-09-30T15:02:00Z" w16du:dateUtc="2026-09-30T06:02:00Z">
+        <w:del w:id="9070" w:author="ADRC_Arakida" w:date="2026-10-01T09:00:00Z">
+          <w:r>
+            <w:rPr>
+              <w:rFonts w:hint="eastAsia"/>
+              <w:lang w:eastAsia="ja-JP"/>
+            </w:rPr>
+            <w:delText xml:space="preserve">closin</w:delText>
+          </w:r>
+        </w:del>
+      </w:ins>
+      <w:ins w:id="185" w:author="ADRC_Kodama" w:date="2026-09-30T15:03:00Z" w16du:dateUtc="2026-09-30T06:03:00Z">
+        <w:del w:id="9071" w:author="ADRC_Arakida" w:date="2026-10-01T09:00:00Z">
+          <w:r>
+            <w:rPr>
+              <w:rFonts w:hint="eastAsia"/>
+              <w:lang w:eastAsia="ja-JP"/>
+            </w:rPr>
+            <w:delText xml:space="preserve">g ceremony</w:delText>
+          </w:r>
+        </w:del>
+      </w:ins>
+      <w:del w:id="9072" w:author="ADRC_Arakida" w:date="2026-10-01T09:00:00Z">
+        <w:r>
+          <w:delText xml:space="preserve">. I</w:delText>
+        </w:r>
+      </w:del>
+      <w:ins w:id="186" w:author="ADRC_Kodama" w:date="2026-09-30T14:43:00Z" w16du:dateUtc="2026-09-30T05:43:00Z">
+        <w:del w:id="9073" w:author="ADRC_Arakida" w:date="2026-10-01T09:00:00Z">
+          <w:r>
+            <w:rPr>
+              <w:rFonts w:hint="eastAsia"/>
+              <w:lang w:eastAsia="ja-JP"/>
+            </w:rPr>
+            <w:delText xml:space="preserve"> also encourage you to vis</w:delText>
+          </w:r>
+        </w:del>
+      </w:ins>
+      <w:ins w:id="187" w:author="ADRC_Kodama" w:date="2026-09-30T14:44:00Z" w16du:dateUtc="2026-09-30T05:44:00Z">
+        <w:del w:id="9074" w:author="ADRC_Arakida" w:date="2026-10-01T09:00:00Z">
+          <w:r>
+            <w:rPr>
+              <w:rFonts w:hint="eastAsia"/>
+              <w:lang w:eastAsia="ja-JP"/>
+            </w:rPr>
+            <w:delText xml:space="preserve">it </w:delText>
+          </w:r>
+        </w:del>
+      </w:ins>
+      <w:del w:id="188" w:author="ADRC_Kodama" w:date="2026-09-30T14:44:00Z" w16du:dateUtc="2026-09-30T05:44:00Z">
+        <w:r>
+          <w:delText xml:space="preserve">n </w:delText>
+        </w:r>
+      </w:del>
+      <w:del w:id="9075" w:author="ADRC_Arakida" w:date="2026-10-01T09:00:00Z">
+        <w:r>
+          <w:delText xml:space="preserve">the exhibition hall</w:delText>
+        </w:r>
+      </w:del>
+      <w:ins w:id="189" w:author="ADRC_Kodama" w:date="2026-09-30T18:23:00Z" w16du:dateUtc="2026-09-30T09:23:00Z">
+        <w:del w:id="9076" w:author="ADRC_Arakida" w:date="2026-10-01T09:00:00Z">
+          <w:r>
+            <w:rPr>
+              <w:rFonts w:hint="eastAsia"/>
+              <w:lang w:eastAsia="ja-JP"/>
+            </w:rPr>
+            <w:delText xml:space="preserve"> and explore innovative DRR</w:delText>
+          </w:r>
+        </w:del>
+      </w:ins>
+      <w:ins w:id="9010" w:author="ADRC_Kodama" w:date="2026-09-30T18:23:00Z" w16du:dateUtc="2026-09-30T09:23:00Z">
+        <w:del w:id="9077" w:author="ADRC_Arakida" w:date="2026-10-01T09:00:00Z">
+          <w:r>
+            <w:delText xml:space="preserve"> technologies</w:delText>
+          </w:r>
+        </w:del>
+      </w:ins>
+      <w:ins w:id="9011" w:author="ADRC_Kodama" w:date="2026-09-30T18:23:00Z" w16du:dateUtc="2026-09-30T09:23:00Z">
+        <w:del w:id="9078" w:author="ADRC_Arakida" w:date="2026-10-01T09:00:00Z">
+          <w:r>
+            <w:rPr>
+              <w:rFonts w:hint="eastAsia"/>
+              <w:lang w:eastAsia="ja-JP"/>
+            </w:rPr>
+            <w:delText xml:space="preserve"> showcased</w:delText>
+          </w:r>
+        </w:del>
+      </w:ins>
+      <w:ins w:id="190" w:author="ADRC_Kodama" w:date="2026-09-30T18:24:00Z" w16du:dateUtc="2026-09-30T09:24:00Z">
+        <w:del w:id="9079" w:author="ADRC_Arakida" w:date="2026-10-01T09:00:00Z">
+          <w:r>
+            <w:rPr>
+              <w:rFonts w:hint="eastAsia"/>
+              <w:lang w:eastAsia="ja-JP"/>
+            </w:rPr>
+            <w:delText xml:space="preserve"> in the </w:delText>
+          </w:r>
+        </w:del>
+      </w:ins>
+      <w:del w:id="191" w:author="ADRC_Kodama" w:date="2026-09-30T18:24:00Z" w16du:dateUtc="2026-09-30T09:24:00Z">
+        <w:r>
+          <w:delText xml:space="preserve">, including the </w:delText>
+        </w:r>
+      </w:del>
+      <w:ins w:id="192" w:author="ADRC_Kodama" w:date="2026-09-30T14:44:00Z" w16du:dateUtc="2026-09-30T05:44:00Z">
+        <w:del w:id="9080" w:author="ADRC_Arakida" w:date="2026-10-01T09:00:00Z">
+          <w:r>
+            <w:rPr>
+              <w:rFonts w:hint="eastAsia"/>
+              <w:lang w:eastAsia="ja-JP"/>
+            </w:rPr>
+            <w:delText xml:space="preserve">SCDF and </w:delText>
+          </w:r>
+        </w:del>
+      </w:ins>
+      <w:del w:id="9081" w:author="ADRC_Arakida" w:date="2026-10-01T09:00:00Z">
+        <w:r>
+          <w:delText xml:space="preserve">Japan Pavilion</w:delText>
+        </w:r>
+      </w:del>
+      <w:ins w:id="193" w:author="ADRC_Kodama" w:date="2026-09-30T15:04:00Z" w16du:dateUtc="2026-09-30T06:04:00Z">
+        <w:del w:id="9082" w:author="ADRC_Arakida" w:date="2026-10-01T09:00:00Z">
+          <w:r>
+            <w:rPr>
+              <w:rFonts w:hint="eastAsia"/>
+              <w:lang w:eastAsia="ja-JP"/>
+            </w:rPr>
+            <w:delText xml:space="preserve">s</w:delText>
+          </w:r>
+        </w:del>
+      </w:ins>
+      <w:del w:id="9083" w:author="ADRC_Arakida" w:date="2026-10-01T09:00:00Z">
+        <w:r>
+          <w:delText xml:space="preserve">, </w:delText>
+        </w:r>
+      </w:del>
+      <w:ins w:id="194" w:author="ADRC_Kodama" w:date="2026-09-30T18:24:00Z" w16du:dateUtc="2026-09-30T09:24:00Z">
+        <w:del w:id="9084" w:author="ADRC_Arakida" w:date="2026-10-01T09:00:00Z">
+          <w:r>
+            <w:rPr>
+              <w:rFonts w:hint="eastAsia"/>
+              <w:lang w:eastAsia="ja-JP"/>
+            </w:rPr>
+            <w:delText xml:space="preserve">and </w:delText>
+          </w:r>
+        </w:del>
+      </w:ins>
+      <w:ins w:id="195" w:author="ADRC_Kodama" w:date="2026-09-30T18:30:00Z" w16du:dateUtc="2026-09-30T09:30:00Z">
+        <w:del w:id="9085" w:author="ADRC_Arakida" w:date="2026-10-01T09:00:00Z">
+          <w:r>
+            <w:rPr>
+              <w:rFonts w:hint="eastAsia"/>
+              <w:lang w:eastAsia="ja-JP"/>
+            </w:rPr>
+            <w:delText xml:space="preserve">throughout the exhi</w:delText>
+          </w:r>
+        </w:del>
+      </w:ins>
+      <w:ins w:id="196" w:author="ADRC_Kodama" w:date="2026-09-30T18:31:00Z" w16du:dateUtc="2026-09-30T09:31:00Z">
+        <w:del w:id="9086" w:author="ADRC_Arakida" w:date="2026-10-01T09:00:00Z">
+          <w:r>
+            <w:rPr>
+              <w:rFonts w:hint="eastAsia"/>
+              <w:lang w:eastAsia="ja-JP"/>
+            </w:rPr>
+            <w:delText xml:space="preserve">bition hall</w:delText>
+          </w:r>
+        </w:del>
+      </w:ins>
+      <w:del w:id="197" w:author="ADRC_Kodama" w:date="2026-09-30T18:24:00Z" w16du:dateUtc="2026-09-30T09:24:00Z">
+        <w:r>
+          <w:delText xml:space="preserve">you will find </w:delText>
+        </w:r>
+      </w:del>
+      <w:del w:id="198" w:author="ADRC_Kodama" w:date="2026-09-30T14:57:00Z" w16du:dateUtc="2026-09-30T05:57:00Z">
+        <w:r>
+          <w:delText xml:space="preserve">the </w:delText>
+        </w:r>
+      </w:del>
+      <w:del w:id="199" w:author="ADRC_Kodama" w:date="2026-09-30T14:44:00Z" w16du:dateUtc="2026-09-30T05:44:00Z">
+        <w:r>
+          <w:delText>latest</w:delText>
+        </w:r>
+      </w:del>
+      <w:del w:id="200" w:author="ADRC_Kodama" w:date="2026-09-30T18:23:00Z" w16du:dateUtc="2026-09-30T09:23:00Z">
+        <w:r>
+          <w:delText xml:space="preserve"> technologies </w:delText>
+        </w:r>
+      </w:del>
+      <w:del w:id="201" w:author="ADRC_Kodama" w:date="2026-09-30T18:24:00Z" w16du:dateUtc="2026-09-30T09:24:00Z">
+        <w:r>
+          <w:delText>from many countries</w:delText>
+        </w:r>
+      </w:del>
+      <w:del w:id="9087" w:author="ADRC_Arakida" w:date="2026-10-01T09:00:00Z">
+        <w:r>
+          <w:delText xml:space="preserve">.</w:delText>
+        </w:r>
+      </w:del>
+      <w:ins w:id="9088" w:author="ADRC_Arakida" w:date="2026-10-01T09:00:00Z">
+        <w:r>
+          <w:rPr>
+            <w:rFonts w:hint="eastAsia"/>
+            <w:lang w:eastAsia="ja-JP"/>
+          </w:rPr>
+          <w:t xml:space="preserve">We will then conclude ACDR2026 with a summary session, before visiting the Civil Defence Academy and attending the SCDF Parade. On Friday, the SIDEX-ACDR 2026 Conference will take place. I also encourage you to visit the exhibition, including the SCDF and Japan Pavilions.</w:t>
+        </w:r>
+      </w:ins>
+    </w:p>
+    <w:p>
+      <w:r>
+        <w:t>The Asian Disaster Reduction Center, together with its 33 member countries, continues to connect science with practice through initiatives such as Sentinel Asia, which uses satellite data for rapid disaster assessment, GLIDE, the global disaster identifier</w:t>
+      </w:r>
+      <w:ins w:id="202" w:author="ADRC_Kodama" w:date="2026-09-30T15:03:00Z" w16du:dateUtc="2026-09-30T06:03:00Z">
+        <w:r>
+          <w:rPr>
+            <w:rFonts w:hint="eastAsia"/>
+            <w:lang w:eastAsia="ja-JP"/>
+          </w:rPr>
+          <w:t xml:space="preserve"> system</w:t>
+        </w:r>
+      </w:ins>
+      <w:r>
+        <w:t>, and</w:t>
+      </w:r>
+      <w:ins w:id="203" w:author="ADRC_Kodama" w:date="2026-09-30T14:45:00Z" w16du:dateUtc="2026-09-30T05:45:00Z">
+        <w:r>
+          <w:rPr>
+            <w:rFonts w:hint="eastAsia"/>
+            <w:lang w:eastAsia="ja-JP"/>
+          </w:rPr>
+          <w:t xml:space="preserve"> various</w:t>
+        </w:r>
+      </w:ins>
+      <w:r>
+        <w:t xml:space="preserve"> platforms for sharing disaster information. I hope that the discussions </w:t>
+      </w:r>
+      <w:ins w:id="204" w:author="ADRC_Kodama" w:date="2026-09-30T14:45:00Z" w16du:dateUtc="2026-09-30T05:45:00Z">
+        <w:r>
+          <w:rPr>
+            <w:rFonts w:hint="eastAsia"/>
+            <w:lang w:eastAsia="ja-JP"/>
+          </w:rPr>
+          <w:t xml:space="preserve">and exchanges </w:t>
+        </w:r>
+      </w:ins>
+      <w:r>
+        <w:t>over these t</w:t>
+      </w:r>
+      <w:ins w:id="205" w:author="ADRC_Kodama" w:date="2026-09-30T14:56:00Z" w16du:dateUtc="2026-09-30T05:56:00Z">
+        <w:r>
+          <w:rPr>
+            <w:rFonts w:hint="eastAsia"/>
+            <w:lang w:eastAsia="ja-JP"/>
+          </w:rPr>
+          <w:t>hree</w:t>
+        </w:r>
+      </w:ins>
+      <w:del w:id="206" w:author="ADRC_Kodama" w:date="2026-09-30T14:56:00Z" w16du:dateUtc="2026-09-30T05:56:00Z">
+        <w:r>
+          <w:delText>wo</w:delText>
+        </w:r>
+      </w:del>
+      <w:r>
+        <w:t xml:space="preserve"> days will help make these mechanisms more practical and </w:t>
+      </w:r>
+      <w:del w:id="9089" w:author="ADRC_Arakida" w:date="2026-10-01T09:00:00Z">
+        <w:r>
+          <w:delText xml:space="preserve">more widely </w:delText>
+        </w:r>
+      </w:del>
+      <w:del w:id="207" w:author="ADRC_Kodama" w:date="2026-09-30T14:46:00Z" w16du:dateUtc="2026-09-30T05:46:00Z">
+        <w:r>
+          <w:delText>u</w:delText>
+        </w:r>
+      </w:del>
+      <w:ins w:id="208" w:author="ADRC_Kodama" w:date="2026-09-30T14:46:00Z" w16du:dateUtc="2026-09-30T05:46:00Z">
+        <w:del w:id="9090" w:author="ADRC_Arakida" w:date="2026-10-01T09:00:00Z">
+          <w:r>
+            <w:delText xml:space="preserve">utilized</w:delText>
+          </w:r>
+        </w:del>
+      </w:ins>
+      <w:ins w:id="9012" w:author="ADRC_Kodama" w:date="2026-09-30T14:46:00Z" w16du:dateUtc="2026-09-30T05:46:00Z">
+        <w:del w:id="9091" w:author="ADRC_Arakida" w:date="2026-10-01T09:00:00Z">
+          <w:r>
+            <w:rPr>
+              <w:rFonts w:hint="eastAsia"/>
+              <w:lang w:eastAsia="ja-JP"/>
+            </w:rPr>
+            <w:delText xml:space="preserve"> across the region</w:delText>
+          </w:r>
+        </w:del>
+      </w:ins>
+      <w:ins w:id="9092" w:author="ADRC_Arakida" w:date="2026-10-01T09:00:00Z">
+        <w:r>
+          <w:t xml:space="preserve">more widely utilised across the region</w:t>
+        </w:r>
+      </w:ins>
+      <w:del w:id="209" w:author="ADRC_Kodama" w:date="2026-09-30T14:46:00Z" w16du:dateUtc="2026-09-30T05:46:00Z">
+        <w:r>
+          <w:delText>sed</w:delText>
+        </w:r>
+      </w:del>
+      <w:r>
+        <w:t>.</w:t>
+      </w:r>
+    </w:p>
+    <w:p>
+      <w:pPr>
         <w:rPr>
-          <w:b w:val="0"/>
+          <w:ins w:id="210" w:author="ADRC_Kodama" w:date="2026-09-30T14:50:00Z" w16du:dateUtc="2026-09-30T05:50:00Z"/>
         </w:rPr>
-        <w:t>I warmly welcome all the delegates from our member and adviser countries, representatives of international organisations, distinguished speakers, and those joining us online.</w:t>
+      </w:pPr>
+      <w:r>
+        <w:t>Over the</w:t>
+      </w:r>
+      <w:ins w:id="211" w:author="ADRC_Kodama" w:date="2026-09-30T14:46:00Z" w16du:dateUtc="2026-09-30T05:46:00Z">
+        <w:r>
+          <w:rPr>
+            <w:rFonts w:hint="eastAsia"/>
+            <w:lang w:eastAsia="ja-JP"/>
+          </w:rPr>
+          <w:t xml:space="preserve"> course of this conference, </w:t>
+        </w:r>
+      </w:ins>
+      <w:ins w:id="9013" w:author="ADRC_Kodama" w:date="2026-09-30T14:46:00Z" w16du:dateUtc="2026-09-30T05:46:00Z">
+        <w:r>
+          <w:rPr>
+            <w:lang w:eastAsia="ja-JP"/>
+          </w:rPr>
+          <w:t>I</w:t>
+        </w:r>
+      </w:ins>
+      <w:ins w:id="9014" w:author="ADRC_Kodama" w:date="2026-09-30T14:46:00Z" w16du:dateUtc="2026-09-30T05:46:00Z">
+        <w:r>
+          <w:rPr>
+            <w:rFonts w:hint="eastAsia"/>
+            <w:lang w:eastAsia="ja-JP"/>
+          </w:rPr>
+          <w:t xml:space="preserve"> encourage </w:t>
+        </w:r>
+      </w:ins>
+      <w:del w:id="212" w:author="ADRC_Kodama" w:date="2026-09-30T14:46:00Z" w16du:dateUtc="2026-09-30T05:46:00Z">
+        <w:r>
+          <w:delText>se t</w:delText>
+        </w:r>
+      </w:del>
+      <w:del w:id="213" w:author="ADRC_Kodama" w:date="2026-09-30T14:47:00Z" w16du:dateUtc="2026-09-30T05:47:00Z">
+        <w:r>
+          <w:delText xml:space="preserve">wo days, I ask </w:delText>
+        </w:r>
+      </w:del>
+      <w:r>
+        <w:t xml:space="preserve">each delegation to </w:t>
+      </w:r>
+      <w:ins w:id="214" w:author="ADRC_Kodama" w:date="2026-09-30T14:47:00Z" w16du:dateUtc="2026-09-30T05:47:00Z">
+        <w:r>
+          <w:rPr>
+            <w:rFonts w:hint="eastAsia"/>
+            <w:lang w:eastAsia="ja-JP"/>
+          </w:rPr>
+          <w:t>share</w:t>
+        </w:r>
+      </w:ins>
+      <w:del w:id="215" w:author="ADRC_Kodama" w:date="2026-09-30T14:47:00Z" w16du:dateUtc="2026-09-30T05:47:00Z">
+        <w:r>
+          <w:delText xml:space="preserve">report </w:delText>
+        </w:r>
+      </w:del>
+      <w:ins w:id="216" w:author="ADRC_Kodama" w:date="2026-09-30T14:47:00Z" w16du:dateUtc="2026-09-30T05:47:00Z">
+        <w:r>
+          <w:rPr>
+            <w:rFonts w:hint="eastAsia"/>
+            <w:lang w:eastAsia="ja-JP"/>
+          </w:rPr>
+          <w:t xml:space="preserve"> its experiences and challenges openly, and </w:t>
+        </w:r>
+      </w:ins>
+      <w:del w:id="217" w:author="ADRC_Kodama" w:date="2026-09-30T14:47:00Z" w16du:dateUtc="2026-09-30T05:47:00Z">
+        <w:r>
+          <w:delText xml:space="preserve">candidly and </w:delText>
+        </w:r>
+      </w:del>
+      <w:r>
+        <w:t xml:space="preserve">each speaker to </w:t>
+      </w:r>
+      <w:ins w:id="218" w:author="ADRC_Kodama" w:date="2026-09-30T14:47:00Z" w16du:dateUtc="2026-09-30T05:47:00Z">
+        <w:r>
+          <w:rPr>
+            <w:rFonts w:hint="eastAsia"/>
+            <w:lang w:eastAsia="ja-JP"/>
+          </w:rPr>
+          <w:t>engage</w:t>
+        </w:r>
+      </w:ins>
+      <w:del w:id="219" w:author="ADRC_Kodama" w:date="2026-09-30T14:47:00Z" w16du:dateUtc="2026-09-30T05:47:00Z">
+        <w:r>
+          <w:delText>debate</w:delText>
+        </w:r>
+      </w:del>
+      <w:ins w:id="220" w:author="ADRC_Kodama" w:date="2026-09-30T14:47:00Z" w16du:dateUtc="2026-09-30T05:47:00Z">
+        <w:r>
+          <w:rPr>
+            <w:rFonts w:hint="eastAsia"/>
+            <w:lang w:eastAsia="ja-JP"/>
+          </w:rPr>
+          <w:t xml:space="preserve"> </w:t>
+        </w:r>
+      </w:ins>
+      <w:ins w:id="221" w:author="ADRC_Kodama" w:date="2026-09-30T14:55:00Z" w16du:dateUtc="2026-09-30T05:55:00Z">
+        <w:r>
+          <w:rPr>
+            <w:rFonts w:hint="eastAsia"/>
+            <w:lang w:eastAsia="ja-JP"/>
+          </w:rPr>
+          <w:t xml:space="preserve">in </w:t>
+        </w:r>
+      </w:ins>
+      <w:del w:id="222" w:author="ADRC_Kodama" w:date="2026-09-30T14:48:00Z" w16du:dateUtc="2026-09-30T05:48:00Z">
+        <w:r>
+          <w:delText xml:space="preserve"> </w:delText>
+        </w:r>
+      </w:del>
+      <w:r>
+        <w:t>active</w:t>
+      </w:r>
+      <w:ins w:id="223" w:author="ADRC_Kodama" w:date="2026-09-30T14:48:00Z" w16du:dateUtc="2026-09-30T05:48:00Z">
+        <w:r>
+          <w:rPr>
+            <w:rFonts w:hint="eastAsia"/>
+            <w:lang w:eastAsia="ja-JP"/>
+          </w:rPr>
+          <w:t xml:space="preserve"> and constructive discussion</w:t>
+        </w:r>
+      </w:ins>
+      <w:del w:id="224" w:author="ADRC_Kodama" w:date="2026-09-30T14:48:00Z" w16du:dateUtc="2026-09-30T05:48:00Z">
+        <w:r>
+          <w:delText>ly</w:delText>
+        </w:r>
+      </w:del>
+      <w:ins w:id="225" w:author="ADRC_Kodama" w:date="2026-09-30T14:48:00Z" w16du:dateUtc="2026-09-30T05:48:00Z">
+        <w:r>
+          <w:rPr>
+            <w:rFonts w:hint="eastAsia"/>
+            <w:lang w:eastAsia="ja-JP"/>
+          </w:rPr>
+          <w:t>.</w:t>
+        </w:r>
+      </w:ins>
+      <w:del w:id="226" w:author="ADRC_Kodama" w:date="2026-09-30T14:48:00Z" w16du:dateUtc="2026-09-30T05:48:00Z">
+        <w:r>
+          <w:delText>,</w:delText>
+        </w:r>
+      </w:del>
+      <w:r>
+        <w:t xml:space="preserve"> </w:t>
+      </w:r>
+      <w:ins w:id="227" w:author="ADRC_Kodama" w:date="2026-09-30T14:48:00Z" w16du:dateUtc="2026-09-30T05:48:00Z">
+        <w:r>
+          <w:rPr>
+            <w:rFonts w:hint="eastAsia"/>
+            <w:lang w:eastAsia="ja-JP"/>
+          </w:rPr>
+          <w:t xml:space="preserve">I hope </w:t>
+        </w:r>
+      </w:ins>
+      <w:del w:id="228" w:author="ADRC_Kodama" w:date="2026-09-30T14:48:00Z" w16du:dateUtc="2026-09-30T05:48:00Z">
+        <w:r>
+          <w:delText xml:space="preserve">so </w:delText>
+        </w:r>
+      </w:del>
+      <w:r>
+        <w:t xml:space="preserve">that ACDR2026 </w:t>
+      </w:r>
+      <w:ins w:id="229" w:author="ADRC_Kodama" w:date="2026-09-30T14:55:00Z" w16du:dateUtc="2026-09-30T05:55:00Z">
+        <w:r>
+          <w:rPr>
+            <w:rFonts w:hint="eastAsia"/>
+            <w:lang w:eastAsia="ja-JP"/>
+          </w:rPr>
+          <w:t xml:space="preserve">will </w:t>
+        </w:r>
+      </w:ins>
+      <w:ins w:id="230" w:author="ADRC_Kodama" w:date="2026-09-30T14:48:00Z" w16du:dateUtc="2026-09-30T05:48:00Z">
+        <w:r>
+          <w:rPr>
+            <w:rFonts w:hint="eastAsia"/>
+            <w:lang w:eastAsia="ja-JP"/>
+          </w:rPr>
+          <w:t xml:space="preserve">serve as </w:t>
+        </w:r>
+      </w:ins>
+      <w:del w:id="231" w:author="ADRC_Kodama" w:date="2026-09-30T14:48:00Z" w16du:dateUtc="2026-09-30T05:48:00Z">
+        <w:r>
+          <w:delText xml:space="preserve">becomes </w:delText>
+        </w:r>
+      </w:del>
+      <w:r>
+        <w:t xml:space="preserve">a platform where </w:t>
+      </w:r>
+      <w:del w:id="232" w:author="ADRC_Kodama" w:date="2026-09-30T18:32:00Z" w16du:dateUtc="2026-09-30T09:32:00Z">
+        <w:r>
+          <w:delText xml:space="preserve">the </w:delText>
+        </w:r>
+      </w:del>
+      <w:r>
+        <w:t xml:space="preserve">countries </w:t>
+      </w:r>
+      <w:ins w:id="233" w:author="ADRC_Kodama" w:date="2026-09-30T14:49:00Z" w16du:dateUtc="2026-09-30T05:49:00Z">
+        <w:r>
+          <w:rPr>
+            <w:rFonts w:hint="eastAsia"/>
+            <w:lang w:eastAsia="ja-JP"/>
+          </w:rPr>
+          <w:t>across</w:t>
+        </w:r>
+      </w:ins>
+      <w:del w:id="234" w:author="ADRC_Kodama" w:date="2026-09-30T14:49:00Z" w16du:dateUtc="2026-09-30T05:49:00Z">
+        <w:r>
+          <w:delText>of</w:delText>
+        </w:r>
+      </w:del>
+      <w:r>
+        <w:t xml:space="preserve"> Asia</w:t>
+      </w:r>
+      <w:ins w:id="235" w:author="ADRC_Kodama" w:date="2026-09-30T14:49:00Z" w16du:dateUtc="2026-09-30T05:49:00Z">
+        <w:r>
+          <w:rPr>
+            <w:rFonts w:hint="eastAsia"/>
+            <w:lang w:eastAsia="ja-JP"/>
+          </w:rPr>
+          <w:t xml:space="preserve"> can </w:t>
+        </w:r>
+      </w:ins>
+      <w:del w:id="236" w:author="ADRC_Kodama" w:date="2026-09-30T14:49:00Z" w16du:dateUtc="2026-09-30T05:49:00Z">
+        <w:r>
+          <w:delText xml:space="preserve"> </w:delText>
+        </w:r>
+      </w:del>
+      <w:r>
+        <w:t>share their experience</w:t>
+      </w:r>
+      <w:ins w:id="237" w:author="ADRC_Kodama" w:date="2026-09-30T14:55:00Z" w16du:dateUtc="2026-09-30T05:55:00Z">
+        <w:r>
+          <w:rPr>
+            <w:rFonts w:hint="eastAsia"/>
+            <w:lang w:eastAsia="ja-JP"/>
+          </w:rPr>
+          <w:t>s</w:t>
+        </w:r>
+      </w:ins>
+      <w:r>
+        <w:t xml:space="preserve">, deepen mutual trust, and </w:t>
+      </w:r>
+      <w:ins w:id="238" w:author="ADRC_Kodama" w:date="2026-09-30T14:49:00Z" w16du:dateUtc="2026-09-30T05:49:00Z">
+        <w:r>
+          <w:rPr>
+            <w:rFonts w:hint="eastAsia"/>
+            <w:lang w:eastAsia="ja-JP"/>
+          </w:rPr>
+          <w:t>translate our s</w:t>
+        </w:r>
+      </w:ins>
+      <w:ins w:id="239" w:author="ADRC_Kodama" w:date="2026-09-30T14:50:00Z" w16du:dateUtc="2026-09-30T05:50:00Z">
+        <w:r>
+          <w:rPr>
+            <w:rFonts w:hint="eastAsia"/>
+            <w:lang w:eastAsia="ja-JP"/>
+          </w:rPr>
+          <w:t xml:space="preserve">hared knowledge into </w:t>
+        </w:r>
+      </w:ins>
+      <w:del w:id="240" w:author="ADRC_Kodama" w:date="2026-09-30T14:50:00Z" w16du:dateUtc="2026-09-30T05:50:00Z">
+        <w:r>
+          <w:delText xml:space="preserve">generate </w:delText>
+        </w:r>
+      </w:del>
+      <w:r>
+        <w:t xml:space="preserve">collective action </w:t>
+      </w:r>
+      <w:del w:id="9093" w:author="ADRC_Arakida" w:date="2026-10-01T09:00:00Z">
+        <w:r>
+          <w:delText xml:space="preserve">towards 2030</w:delText>
+        </w:r>
+      </w:del>
+      <w:ins w:id="241" w:author="ADRC_Kodama" w:date="2026-10-01T02:12:00Z" w16du:dateUtc="2026-09-30T17:12:00Z">
+        <w:del w:id="9094" w:author="ADRC_Arakida" w:date="2026-10-01T09:00:00Z">
+          <w:r>
+            <w:rPr>
+              <w:rFonts w:hint="eastAsia"/>
+              <w:lang w:eastAsia="ja-JP"/>
+            </w:rPr>
+            <w:delText xml:space="preserve">, target year of the Sendai Framework for DRR</w:delText>
+          </w:r>
+        </w:del>
+      </w:ins>
+      <w:ins w:id="242" w:author="ADRC_Kodama" w:date="2026-10-01T02:17:00Z" w16du:dateUtc="2026-09-30T17:17:00Z">
+        <w:del w:id="9095" w:author="ADRC_Arakida" w:date="2026-10-01T09:00:00Z">
+          <w:r>
+            <w:rPr>
+              <w:rFonts w:hint="eastAsia"/>
+              <w:lang w:eastAsia="ja-JP"/>
+            </w:rPr>
+            <w:delText xml:space="preserve">, and beyond</w:delText>
+          </w:r>
+        </w:del>
+      </w:ins>
+      <w:ins w:id="9096" w:author="ADRC_Arakida" w:date="2026-10-01T09:00:00Z">
+        <w:r>
+          <w:t xml:space="preserve">towards 2030, the target year of the Sendai Framework, and beyond</w:t>
+        </w:r>
+      </w:ins>
+      <w:r>
+        <w:t xml:space="preserve">. </w:t>
+      </w:r>
+    </w:p>
+    <w:p>
+      <w:pPr>
+        <w:rPr>
+          <w:ins w:id="243" w:author="ADRC_Kodama" w:date="2026-09-30T14:50:00Z" w16du:dateUtc="2026-09-30T05:50:00Z"/>
+        </w:rPr>
+      </w:pPr>
+      <w:r>
+        <w:t>With that, I declare the Asian Conference on Disaster Reduction 2026 open.</w:t>
+      </w:r>
+    </w:p>
+    <w:p>
+      <w:del w:id="244" w:author="ADRC_Kodama" w:date="2026-09-30T14:50:00Z" w16du:dateUtc="2026-09-30T05:50:00Z">
+        <w:r>
+          <w:delText xml:space="preserve"> </w:delText>
+        </w:r>
+      </w:del>
+      <w:r>
+        <w:t xml:space="preserve">I wish you </w:t>
+      </w:r>
+      <w:ins w:id="245" w:author="ADRC_Kodama" w:date="2026-09-30T14:50:00Z" w16du:dateUtc="2026-09-30T05:50:00Z">
+        <w:r>
+          <w:rPr>
+            <w:rFonts w:hint="eastAsia"/>
+            <w:lang w:eastAsia="ja-JP"/>
+          </w:rPr>
+          <w:t xml:space="preserve">all </w:t>
+        </w:r>
+      </w:ins>
+      <w:r>
+        <w:t>t</w:t>
+      </w:r>
+      <w:ins w:id="246" w:author="ADRC_Kodama" w:date="2026-09-30T14:50:00Z" w16du:dateUtc="2026-09-30T05:50:00Z">
+        <w:r>
+          <w:rPr>
+            <w:rFonts w:hint="eastAsia"/>
+            <w:lang w:eastAsia="ja-JP"/>
+          </w:rPr>
+          <w:t>hree</w:t>
+        </w:r>
+      </w:ins>
+      <w:del w:id="247" w:author="ADRC_Kodama" w:date="2026-09-30T14:50:00Z" w16du:dateUtc="2026-09-30T05:50:00Z">
+        <w:r>
+          <w:delText>wo</w:delText>
+        </w:r>
+      </w:del>
+      <w:r>
+        <w:t xml:space="preserve"> fruitful </w:t>
+      </w:r>
+      <w:ins w:id="248" w:author="ADRC_Kodama" w:date="2026-09-30T14:50:00Z" w16du:dateUtc="2026-09-30T05:50:00Z">
+        <w:r>
+          <w:rPr>
+            <w:rFonts w:hint="eastAsia"/>
+            <w:lang w:eastAsia="ja-JP"/>
+          </w:rPr>
+          <w:t xml:space="preserve">and inspiring </w:t>
+        </w:r>
+      </w:ins>
+      <w:r>
+        <w:t>days.</w:t>
       </w:r>
     </w:p>
     <w:p>
       <w:r>
-        <w:rPr>
-          <w:b w:val="0"/>
-        </w:rPr>
-        <w:t>I would also like to express my sincere appreciation to the Government of Singapore, SCDF, COSEM, the Cabinet Office of Japan, the Embassy of Japan in Singapore, and all our partners for making this conference possible.</w:t>
-      </w:r>
-    </w:p>
-    <w:p>
-      <w:r>
-        <w:rPr>
-          <w:b w:val="0"/>
-        </w:rPr>
-        <w:t>This year marks the 60th anniversary of the establishment of diplomatic relations between Japan and Singapore. It is particularly meaningful that Japan and Singapore, two member countries of ADRC, are jointly hosting this conference in this commemorative year.</w:t>
-      </w:r>
-    </w:p>
-    <w:p>
-      <w:r>
-        <w:rPr>
-          <w:b w:val="0"/>
-        </w:rPr>
-        <w:t>Asia has once again experienced a series of devastating disasters this year. Major earthquakes in the Philippines and Indonesia, a massive debris flow triggered by a glacial collapse in Nepal, and widespread monsoon floods have caused significant loss of life and extensive damage across the region. I extend my deepest condolences to the families of those who lost their lives, and my heartfelt sympathy to all those affected by these disasters.</w:t>
-      </w:r>
-    </w:p>
-    <w:p>
-      <w:r>
-        <w:rPr>
-          <w:b w:val="0"/>
-        </w:rPr>
-        <w:t>These events are a stark reminder that, under climate change and rapid urbanisation, hazards can trigger cascading impacts that extend beyond national borders, and that stronger regional cooperation is essential.</w:t>
-      </w:r>
-    </w:p>
-    <w:p>
-      <w:r>
-        <w:rPr>
-          <w:b w:val="0"/>
-        </w:rPr>
-        <w:t>Against this backdrop, we have chosen the theme for ACDR2026, “Future-Proofing Transboundary Climate and Disaster Risk Reduction through Advanced Technologies for a Resilient Society”.</w:t>
-      </w:r>
-    </w:p>
-    <w:p>
-      <w:r>
-        <w:rPr>
-          <w:b w:val="0"/>
-        </w:rPr>
-        <w:t>This afternoon, the Roundtable Session will provide an opportunity for each country to share its progress in implementing the Sendai Framework, as well as the challenges that remain. Tomorrow, the Technical Session on “DRR DX for Isolated and Inaccessible Regions” will explore how satellite observation, artificial intelligence and communication technologies can help protect communities that are at risk of being left behind. We will then conclude ACDR2026 with a summary session, before visiting the Civil Defence Academy and attending the SCDF Parade. On Friday, the SIDEX-ACDR 2026 Conference will take place. I also encourage you to visit the exhibition, including the SCDF and Japan Pavilions.</w:t>
-      </w:r>
-    </w:p>
-    <w:p>
-      <w:r>
-        <w:rPr>
-          <w:b w:val="0"/>
-        </w:rPr>
-        <w:t>The Asian Disaster Reduction Center, together with its 33 member countries, continues to connect science with practice through initiatives such as Sentinel Asia, which uses satellite data for rapid disaster assessment, GLIDE, the global disaster identifier system, and various platforms for sharing disaster information. I hope that the discussions and exchanges over these three days will help make these mechanisms more practical and more widely utilised across the region.</w:t>
-      </w:r>
-    </w:p>
-    <w:p>
-      <w:r>
-        <w:rPr>
-          <w:b w:val="0"/>
-        </w:rPr>
-        <w:t>Over the course of this conference, I encourage each delegation to share its experiences and challenges openly, and each speaker to engage in active and constructive discussion. I hope that ACDR2026 will serve as a platform where countries across Asia can share their experiences, deepen mutual trust, and translate our shared knowledge into collective action towards 2030, the target year of the Sendai Framework, and beyond.</w:t>
-      </w:r>
-    </w:p>
-    <w:p>
-      <w:r>
-        <w:rPr>
-          <w:b w:val="0"/>
-        </w:rPr>
-        <w:t>With that, I declare the Asian Conference on Disaster Reduction 2026 open.</w:t>
-      </w:r>
-    </w:p>
-    <w:p>
-      <w:r>
-        <w:rPr>
-          <w:b w:val="0"/>
-        </w:rPr>
-        <w:t>I wish you all three fruitful and inspiring days.</w:t>
-      </w:r>
-    </w:p>
-    <w:p>
-      <w:r>
-        <w:rPr>
-          <w:b w:val="0"/>
-        </w:rPr>
         <w:t>Thank you.</w:t>
       </w:r>
     </w:p>
+    <w:p/>
     <w:p>
-      <w:r>
+      <w:pPr>
         <w:rPr>
-          <w:b w:val="0"/>
+          <w:del w:id="249" w:author="ADRC_Kodama" w:date="2026-09-30T18:33:00Z" w16du:dateUtc="2026-09-30T09:33:00Z"/>
+          <w:lang w:eastAsia="ja-JP"/>
         </w:rPr>
-      </w:r>
+      </w:pPr>
+      <w:del w:id="250" w:author="ADRC_Kodama" w:date="2026-09-30T18:33:00Z" w16du:dateUtc="2026-09-30T09:33:00Z">
+        <w:r>
+          <w:rPr>
+            <w:b/>
+            <w:lang w:eastAsia="ja-JP"/>
+          </w:rPr>
+          <w:delText>【日本語】</w:delText>
+        </w:r>
+      </w:del>
+    </w:p>
+    <w:p>
+      <w:pPr>
+        <w:rPr>
+          <w:del w:id="251" w:author="ADRC_Kodama" w:date="2026-09-30T18:33:00Z" w16du:dateUtc="2026-09-30T09:33:00Z"/>
+          <w:lang w:eastAsia="ja-JP"/>
+        </w:rPr>
+      </w:pPr>
+      <w:del w:id="252" w:author="ADRC_Kodama" w:date="2026-09-30T18:33:00Z" w16du:dateUtc="2026-09-30T09:33:00Z">
+        <w:r>
+          <w:rPr>
+            <w:lang w:eastAsia="ja-JP"/>
+          </w:rPr>
+          <w:delText xml:space="preserve">皆さま、こんにちは。シンガポール民間防衛庁（SCDF）との共催により、SIDEX 2026 と合同で開催する「アジア防災会議2026（ACDR2026）」の開会にあたり、アジア防災センターを代表してごあいさつ申し上げます。アジア各地からシンガポールにお集まりいただいた加盟国の代表、アドバイザー国、国際機関、登壇者、そしてオンラインで参加の皆さまを、心から歓迎いたします。</w:delText>
+        </w:r>
+      </w:del>
+    </w:p>
+    <w:p>
+      <w:pPr>
+        <w:rPr>
+          <w:del w:id="253" w:author="ADRC_Kodama" w:date="2026-09-30T18:33:00Z" w16du:dateUtc="2026-09-30T09:33:00Z"/>
+          <w:lang w:eastAsia="ja-JP"/>
+        </w:rPr>
+      </w:pPr>
+      <w:del w:id="254" w:author="ADRC_Kodama" w:date="2026-09-30T18:33:00Z" w16du:dateUtc="2026-09-30T09:33:00Z">
+        <w:r>
+          <w:rPr>
+            <w:lang w:eastAsia="ja-JP"/>
+          </w:rPr>
+          <w:delText xml:space="preserve">本会議の開催に向けてご尽力いただいたシンガポール政府、SCDF、COSEM の皆さま、そして内閣府をはじめ、参加国、国際機関、関係者の皆さまに深く敬意を表します。</w:delText>
+        </w:r>
+      </w:del>
+    </w:p>
+    <w:p>
+      <w:pPr>
+        <w:rPr>
+          <w:del w:id="255" w:author="ADRC_Kodama" w:date="2026-09-30T18:33:00Z" w16du:dateUtc="2026-09-30T09:33:00Z"/>
+          <w:lang w:eastAsia="ja-JP"/>
+        </w:rPr>
+      </w:pPr>
+      <w:del w:id="256" w:author="ADRC_Kodama" w:date="2026-09-30T18:33:00Z" w16du:dateUtc="2026-09-30T09:33:00Z">
+        <w:r>
+          <w:rPr>
+            <w:lang w:eastAsia="ja-JP"/>
+          </w:rPr>
+          <w:delText>本年は、日本とシンガポールの外交関係樹立60周年にあたります。この節目の年に、両国の防災機関が並んで会議を主催できることを大変嬉しく思います。</w:delText>
+        </w:r>
+      </w:del>
+    </w:p>
+    <w:p>
+      <w:pPr>
+        <w:rPr>
+          <w:del w:id="257" w:author="ADRC_Kodama" w:date="2026-09-30T18:33:00Z" w16du:dateUtc="2026-09-30T09:33:00Z"/>
+          <w:lang w:eastAsia="ja-JP"/>
+        </w:rPr>
+      </w:pPr>
+      <w:del w:id="258" w:author="ADRC_Kodama" w:date="2026-09-30T18:33:00Z" w16du:dateUtc="2026-09-30T09:33:00Z">
+        <w:r>
+          <w:rPr>
+            <w:lang w:eastAsia="ja-JP"/>
+          </w:rPr>
+          <w:delText>また2026年は、東日本大震災から15年の年であり、仙台防災枠組の目標年である2030年まで、残り4年となりました。</w:delText>
+        </w:r>
+      </w:del>
+    </w:p>
+    <w:p>
+      <w:pPr>
+        <w:rPr>
+          <w:del w:id="259" w:author="ADRC_Kodama" w:date="2026-09-30T18:33:00Z" w16du:dateUtc="2026-09-30T09:33:00Z"/>
+          <w:lang w:eastAsia="ja-JP"/>
+        </w:rPr>
+      </w:pPr>
+      <w:del w:id="260" w:author="ADRC_Kodama" w:date="2026-09-30T18:33:00Z" w16du:dateUtc="2026-09-30T09:33:00Z">
+        <w:r>
+          <w:rPr>
+            <w:lang w:eastAsia="ja-JP"/>
+          </w:rPr>
+          <w:delText>本年もアジア各地で災害が相次ぎました。6月にはフィリピン・ミンダナオ島でマグニチュード7.8の地震が発生し、地震に伴う地すべりなどにより100名前後の方が犠牲となりました。8月にはインドネシア・フローレス島沖でマグニチュード7.7の地震が発生し、80名近くが犠牲となり、約2万9千戸の住家が被害を受けました。同じ8月末には、ネパールのトリスリ川流域を氷河崩壊に起因する巨大な土石流が襲い、1,400名以上が亡くなり、数千名が行方不明となりました。さらにモンスーン期には、多くの国で洪水による被害が生じました。被災された方々に心より哀悼の意を表します。これらの出来事は、気候変動と急速な都市化のもとで、災害リスクが国境を越えて連鎖することを改めて示しています。</w:delText>
+        </w:r>
+      </w:del>
+    </w:p>
+    <w:p>
+      <w:pPr>
+        <w:rPr>
+          <w:del w:id="261" w:author="ADRC_Kodama" w:date="2026-09-30T18:33:00Z" w16du:dateUtc="2026-09-30T09:33:00Z"/>
+          <w:lang w:eastAsia="ja-JP"/>
+        </w:rPr>
+      </w:pPr>
+      <w:del w:id="262" w:author="ADRC_Kodama" w:date="2026-09-30T18:33:00Z" w16du:dateUtc="2026-09-30T09:33:00Z">
+        <w:r>
+          <w:rPr>
+            <w:lang w:eastAsia="ja-JP"/>
+          </w:rPr>
+          <w:delText xml:space="preserve">こうした認識から、ACDR2026 のテーマを「先端技術で未来に備える越境的な気候・災害リスク削減 ― 強靭な社会に向けて」としました。</w:delText>
+        </w:r>
+      </w:del>
+    </w:p>
+    <w:p>
+      <w:pPr>
+        <w:rPr>
+          <w:del w:id="263" w:author="ADRC_Kodama" w:date="2026-09-30T18:33:00Z" w16du:dateUtc="2026-09-30T09:33:00Z"/>
+          <w:lang w:eastAsia="ja-JP"/>
+        </w:rPr>
+      </w:pPr>
+      <w:del w:id="264" w:author="ADRC_Kodama" w:date="2026-09-30T18:33:00Z" w16du:dateUtc="2026-09-30T09:33:00Z">
+        <w:r>
+          <w:rPr>
+            <w:lang w:eastAsia="ja-JP"/>
+          </w:rPr>
+          <w:delText xml:space="preserve">本日午後のラウンドテーブルでは、各国から仙台防災枠組の進捗と残された課題をご報告いただきます。明日の朝に第2部を続けたうえで、テクニカルセッション「孤立・アクセス困難地域のための防災DX」において、衛星観測、AI、通信技術が、取り残されがちな地域の人々をどのように守れるかを議論します。明日午後には民間防衛アカデミーの視察と SCDF パレード、30日には SIDEX-ACDR 2026 会議が予定されています。展示会場では日本パビリオンをはじめ、各国の最新技術に触れることができます。</w:delText>
+        </w:r>
+      </w:del>
+    </w:p>
+    <w:p>
+      <w:pPr>
+        <w:rPr>
+          <w:del w:id="265" w:author="ADRC_Kodama" w:date="2026-09-30T18:33:00Z" w16du:dateUtc="2026-09-30T09:33:00Z"/>
+          <w:lang w:eastAsia="ja-JP"/>
+        </w:rPr>
+      </w:pPr>
+      <w:del w:id="266" w:author="ADRC_Kodama" w:date="2026-09-30T18:33:00Z" w16du:dateUtc="2026-09-30T09:33:00Z">
+        <w:r>
+          <w:rPr>
+            <w:lang w:eastAsia="ja-JP"/>
+          </w:rPr>
+          <w:delText>アジア防災センターは、33の加盟国とともに、衛星データで被災地を迅速に把握する「センチネルアジア」、世界共通の災害識別番号「GLIDE」、災害情報の共有基盤づくりなど、現場と科学を結ぶ取り組みを進めています。この2日間の議論が、これらの仕組みをさらに実用的なものにする手がかりになることを期待しています。</w:delText>
+        </w:r>
+      </w:del>
+    </w:p>
+    <w:p>
+      <w:pPr>
+        <w:rPr>
+          <w:del w:id="267" w:author="ADRC_Kodama" w:date="2026-09-30T18:33:00Z" w16du:dateUtc="2026-09-30T09:33:00Z"/>
+        </w:rPr>
+      </w:pPr>
+      <w:del w:id="268" w:author="ADRC_Kodama" w:date="2026-09-30T18:33:00Z" w16du:dateUtc="2026-09-30T09:33:00Z">
+        <w:r>
+          <w:rPr>
+            <w:lang w:eastAsia="ja-JP"/>
+          </w:rPr>
+          <w:delText>この2日間、各国の皆さまには率直なご報告を、登壇者の皆さまには活発な議論をお願いいたします。アジアの国々が経験を持ち寄り、信頼を深め、2030年に向けた共同行動を生み出す場としたいと思います。それでは、ここにアジア防災会議2026の開会を宣言いたします。</w:delText>
+        </w:r>
+        <w:r>
+          <w:delText>実りある2日間となりますように。</w:delText>
+        </w:r>
+      </w:del>
     </w:p>
     <w:p>
       <w:r>
         <w:rPr>
           <w:b/>
+          <w:lang w:eastAsia="ja-JP"/>
         </w:rPr>
-        <w:t>【荒木田メモ（読み上げ前に削除）】</w:t>
+        <w:t xml:space="preserve">（閉会挨拶は別ファイル ACDR2</w:t>
+      </w:r>
+      <w:r>
+        <w:rPr>
+          <w:b/>
+        </w:rPr>
+        <w:t>026_Closing_Remarks_MIURA_案0929.docx）</w:t>
       </w:r>
     </w:p>
     <w:p>
-      <w:r>
+      <w:pPr>
         <w:rPr>
-          <w:b w:val="0"/>
+          <w:ins w:id="9097" w:author="ADRC_Arakida" w:date="2026-10-01T09:00:00Z"/>
         </w:rPr>
-        <w:t>・児玉修正案（案1001、変更履歴）を受け入れたうえで次を修正: (1)「On Friday … followed by the final summary session and the closing ceremony」→ ACDR のサマリーと閉会は 29 日午前（TS の後、11:45-12:00）のため「We will then conclude ACDR2026 with a summary session, before visiting the Civil Defence Academy…」に変更。(2) 冒頭に Excellencies を追加（内閣府副大臣・カンボジア H.E. Norith Ma 等が在席）。(3)「condolences to those who have lost their lives」→ 遺族への condolences と被災者への sympathy に分けた。(4)「two member countries」→ Japan and Singapore を明示。(5) 展示会の文を短縮（exhibition hall の重複を解消）。(8) 長さ調整のため「stark reminder」の段落を 1 文に圧縮。(6) utilized → utilised（英綴りに統一）。(7)「target year of the Sendai Framework for DRR」→ the target year of the Sendai Framework。</w:t>
-      </w:r>
+      </w:pPr>
+      <w:ins w:id="9098" w:author="ADRC_Arakida" w:date="2026-10-01T09:00:00Z">
+        <w:r>
+          <w:rPr>
+            <w:b/>
+          </w:rPr>
+          <w:t xml:space="preserve">【荒木田メモ 2026-10-01（読み上げ前に削除）】</w:t>
+        </w:r>
+      </w:ins>
     </w:p>
     <w:p>
-      <w:r>
+      <w:pPr>
         <w:rPr>
-          <w:b w:val="0"/>
+          <w:ins w:id="9099" w:author="ADRC_Arakida" w:date="2026-10-01T09:00:00Z"/>
         </w:rPr>
-        <w:t>・語数は約 540 語（児玉案 568 語）。読み上げ約 4 分。3 分（約 340 語）にする場合の削除候補: 「These events are a stark reminder…」の 1 文、「The Asian Disaster Reduction Center, together with its 33 member countries…」の段落の後半（I hope that…以降）、および謝辞の「and all our partners」以降の列挙の簡略化。</w:t>
-      </w:r>
+      </w:pPr>
+      <w:ins w:id="9100" w:author="ADRC_Arakida" w:date="2026-10-01T09:00:00Z">
+        <w:r>
+          <w:t xml:space="preserve">・児玉修正案（変更履歴）はそのまま残し、次を荒木田の変更履歴で追加: (1) 金曜のSIDEX-ACDR会議の後に「final summary session and the closing ceremony」がある記述を修正。ACDRのサマリーと閉会は29日11:45-12:00（テクニカルセッション直後）のため「We will then conclude ACDR2026 with a summary session, before visiting the Civil Defence Academy…」に。(2) 冒頭に Excellencies（林副大臣、カンボジア H.E. Norith Ma 氏が在席見込み）。(3) 亡くなった方への condolences を遺族への condolences と被災者への sympathy に分けた。(4) two member countries → Japan and Singapore を明示。(5) 展示会の文を短縮。(6) 長さ調整のため stark reminder の段落を1文に。(7) utilized → utilised。(8) the target year of the Sendai Framework。</w:t>
+        </w:r>
+      </w:ins>
+    </w:p>
+    <w:p>
+      <w:pPr>
+        <w:rPr>
+          <w:ins w:id="9101" w:author="ADRC_Arakida" w:date="2026-10-01T09:00:00Z"/>
+        </w:rPr>
+      </w:pPr>
+      <w:ins w:id="9102" w:author="ADRC_Arakida" w:date="2026-10-01T09:00:00Z">
+        <w:r>
+          <w:t xml:space="preserve">・語数: 児玉案 568語（約4分半）→ 本案 約540語（約4分）。Sylvia からは「Commissioner 5分、Chairman はそれより短く」の要望。3分（約340語）にする場合の削除候補: stark reminder の1文、ADRC の取組段落の後半（I hope that… 以降）、謝辞の列挙の簡略化。</w:t>
+        </w:r>
+      </w:ins>
     </w:p>
     <w:sectPr>
       <w:pgSz w:w="12240" w:h="15840"/>
@@ -380,6 +2876,14 @@
     <w:abstractNumId w:val="0"/>
   </w:num>
 </w:numbering>
+</file>
+
+<file path=word/people.xml><?xml version="1.0" encoding="utf-8"?>
+<w15:people xmlns:wpc="http://schemas.microsoft.com/office/word/2010/wordprocessingCanvas" xmlns:cx="http://schemas.microsoft.com/office/drawing/2014/chartex" xmlns:cx1="http://schemas.microsoft.com/office/drawing/2015/9/8/chartex" xmlns:cx2="http://schemas.microsoft.com/office/drawing/2015/10/21/chartex" xmlns:cx3="http://schemas.microsoft.com/office/drawing/2016/5/9/chartex" xmlns:cx4="http://schemas.microsoft.com/office/drawing/2016/5/10/chartex" xmlns:cx5="http://schemas.microsoft.com/office/drawing/2016/5/11/chartex" xmlns:cx6="http://schemas.microsoft.com/office/drawing/2016/5/12/chartex" xmlns:cx7="http://schemas.microsoft.com/office/drawing/2016/5/13/chartex" xmlns:cx8="http://schemas.microsoft.com/office/drawing/2016/5/14/chartex" xmlns:mc="http://schemas.openxmlformats.org/markup-compatibility/2006" xmlns:aink="http://schemas.microsoft.com/office/drawing/2016/ink" xmlns:am3d="http://schemas.microsoft.com/office/drawing/2017/model3d" xmlns:o="urn:schemas-microsoft-com:office:office" xmlns:oel="http://schemas.microsoft.com/office/2019/extlst" xmlns:r="http://schemas.openxmlformats.org/officeDocument/2006/relationships" xmlns:m="http://schemas.openxmlformats.org/officeDocument/2006/math" xmlns:v="urn:schemas-microsoft-com:vml" xmlns:wp14="http://schemas.microsoft.com/office/word/2010/wordprocessingDrawing" xmlns:wp="http://schemas.openxmlformats.org/drawingml/2006/wordprocessingDrawing" xmlns:w10="urn:schemas-microsoft-com:office:word" xmlns:w="http://schemas.openxmlformats.org/wordprocessingml/2006/main" xmlns:w14="http://schemas.microsoft.com/office/word/2010/wordml" xmlns:w15="http://schemas.microsoft.com/office/word/2012/wordml" xmlns:w16cex="http://schemas.microsoft.com/office/word/2018/wordml/cex" xmlns:w16cid="http://schemas.microsoft.com/office/word/2016/wordml/cid" xmlns:w16="http://schemas.microsoft.com/office/word/2018/wordml" xmlns:w16du="http://schemas.microsoft.com/office/word/2023/wordml/word16du" xmlns:w16sdtdh="http://schemas.microsoft.com/office/word/2020/wordml/sdtdatahash" xmlns:w16sdtfl="http://schemas.microsoft.com/office/word/2024/wordml/sdtformatlock" xmlns:w16se="http://schemas.microsoft.com/office/word/2015/wordml/symex" xmlns:wpg="http://schemas.microsoft.com/office/word/2010/wordprocessingGroup" xmlns:wpi="http://schemas.microsoft.com/office/word/2010/wordprocessingInk" xmlns:wne="http://schemas.microsoft.com/office/word/2006/wordml" xmlns:wps="http://schemas.microsoft.com/office/word/2010/wordprocessingShape" mc:Ignorable="w14 w15 w16se w16cid w16 w16cex w16sdtdh w16sdtfl w16du wp14">
+  <w15:person w15:author="ADRC_Kodama">
+    <w15:presenceInfo w15:providerId="AD" w15:userId="S::mk-kodama@adrc.asia::fde4b921-3245-47f4-ac47-8015fa7df8e3"/>
+  </w15:person>
+</w15:people>
 </file>
 
 <file path=word/styles.xml><?xml version="1.0" encoding="utf-8"?>
@@ -11762,6 +14266,16 @@
       </w:tcPr>
     </w:tblStylePr>
   </w:style>
+  <w:style w:type="paragraph" w:styleId="aff">
+    <w:name w:val="Revision"/>
+    <w:hidden/>
+    <w:uiPriority w:val="99"/>
+    <w:semiHidden/>
+    <w:rsid w:val="003647DD"/>
+    <w:pPr>
+      <w:spacing w:after="0" w:line="240" w:lineRule="auto"/>
+    </w:pPr>
+  </w:style>
 </w:styles>
 </file>
 
